--- a/docs/pruebas-regresion-bolsillos.docx
+++ b/docs/pruebas-regresion-bolsillos.docx
@@ -268,6 +268,7 @@
             <w:r>
               <w:rPr>
                 <w:rFonts w:ascii="Consolas" w:hAnsi="Consolas"/>
+                <w:b w:val="0"/>
                 <w:color w:val="8B1E3F"/>
                 <w:sz w:val="17"/>
               </w:rPr>
@@ -282,6 +283,7 @@
             <w:r>
               <w:rPr>
                 <w:rFonts w:ascii="Consolas" w:hAnsi="Consolas"/>
+                <w:b w:val="0"/>
                 <w:color w:val="8B1E3F"/>
                 <w:sz w:val="17"/>
               </w:rPr>
@@ -353,9 +355,94 @@
     </w:p>
     <w:p>
       <w:pPr>
+        <w:ind w:left="216"/>
+        <w:shd w:val="clear" w:color="auto" w:fill="FFF8E5"/>
+        <w:pBdr>
+          <w:left w:val="single" w:sz="18" w:space="6" w:color="E0A800"/>
+        </w:pBdr>
+      </w:pPr>
+      <w:r>
+        <w:rPr>
+          <w:b/>
+        </w:rPr>
+        <w:t>Actualización (2026-10-08):</w:t>
+      </w:r>
+      <w:r>
+        <w:rPr/>
+        <w:t xml:space="preserve"> el refactor de seguridad corrigió </w:t>
+      </w:r>
+      <w:r>
+        <w:rPr>
+          <w:b/>
+        </w:rPr>
+        <w:t>D-02</w:t>
+      </w:r>
+      <w:r>
+        <w:rPr/>
+        <w:t xml:space="preserve"> y </w:t>
+      </w:r>
+      <w:r>
+        <w:rPr>
+          <w:b/>
+        </w:rPr>
+        <w:t>D-08</w:t>
+      </w:r>
+      <w:r>
+        <w:rPr/>
+        <w:t xml:space="preserve"> (hallazgos SEC-03 y SEC-04 de </w:t>
+      </w:r>
+      <w:r>
+        <w:rPr>
+          <w:rFonts w:ascii="Consolas" w:hAnsi="Consolas"/>
+          <w:b w:val="0"/>
+          <w:color w:val="8B1E3F"/>
+          <w:sz w:val="19"/>
+        </w:rPr>
+        <w:t>pruebas-security-bolsillos.md</w:t>
+      </w:r>
+      <w:r>
+        <w:rPr/>
+        <w:t xml:space="preserve">). Sus pruebas RG-CR-D02 y RG-DE-D08 pasaron de </w:t>
+      </w:r>
+      <w:r>
+        <w:rPr>
+          <w:rFonts w:ascii="Consolas" w:hAnsi="Consolas"/>
+          <w:b w:val="0"/>
+          <w:color w:val="8B1E3F"/>
+          <w:sz w:val="19"/>
+        </w:rPr>
+        <w:t>it.fails</w:t>
+      </w:r>
+      <w:r>
+        <w:rPr/>
+        <w:t xml:space="preserve"> a pruebas normales y la suite queda en </w:t>
+      </w:r>
+      <w:r>
+        <w:rPr>
+          <w:b/>
+        </w:rPr>
+        <w:t xml:space="preserve">195 aprobadas + 3 </w:t>
+      </w:r>
+      <w:r>
+        <w:rPr>
+          <w:rFonts w:ascii="Consolas" w:hAnsi="Consolas"/>
+          <w:b/>
+          <w:color w:val="8B1E3F"/>
+          <w:sz w:val="19"/>
+        </w:rPr>
+        <w:t>it.fails</w:t>
+      </w:r>
+      <w:r>
+        <w:rPr/>
+        <w:t xml:space="preserve"> (D-01/D-03, D-04 y D-05). Las cifras de la sección 7 corresponden a la medición original.</w:t>
+      </w:r>
+    </w:p>
+    <w:p>
+      <w:pPr>
         <w:pStyle w:val="Heading1"/>
       </w:pPr>
       <w:r>
+        <w:rPr/>
         <w:t>1. Objetivo</w:t>
       </w:r>
     </w:p>
@@ -369,6 +456,7 @@
         <w:spacing w:after="60"/>
       </w:pPr>
       <w:r>
+        <w:rPr/>
         <w:t xml:space="preserve">Construir una </w:t>
       </w:r>
       <w:r>
@@ -378,6 +466,7 @@
         <w:t>suite de regresión automatizada</w:t>
       </w:r>
       <w:r>
+        <w:rPr/>
         <w:t xml:space="preserve"> para </w:t>
       </w:r>
       <w:r>
@@ -387,6 +476,7 @@
         <w:t>seis funcionalidades</w:t>
       </w:r>
       <w:r>
+        <w:rPr/>
         <w:t xml:space="preserve"> —las cinco del módulo Bolsillos (</w:t>
       </w:r>
       <w:r>
@@ -396,6 +486,7 @@
         <w:t>crear, consultar, actualizar, eliminar y transferir</w:t>
       </w:r>
       <w:r>
+        <w:rPr/>
         <w:t xml:space="preserve">) más </w:t>
       </w:r>
       <w:r>
@@ -405,6 +496,7 @@
         <w:t>depositar dinero</w:t>
       </w:r>
       <w:r>
+        <w:rPr/>
         <w:t xml:space="preserve"> (módulo Cuentas)— que fije el comportamiento observable de la API y detecte cualquier cambio no intencional.</w:t>
       </w:r>
     </w:p>
@@ -418,6 +510,7 @@
         <w:spacing w:after="60"/>
       </w:pPr>
       <w:r>
+        <w:rPr/>
         <w:t xml:space="preserve">Escribir las pruebas con </w:t>
       </w:r>
       <w:r>
@@ -427,6 +520,7 @@
         <w:t>aserciones fluidas</w:t>
       </w:r>
       <w:r>
+        <w:rPr/>
         <w:t>, convirtiendo también las pruebas unitarias existentes del módulo.</w:t>
       </w:r>
     </w:p>
@@ -446,17 +540,20 @@
         <w:t>Demostrar</w:t>
       </w:r>
       <w:r>
+        <w:rPr/>
         <w:t xml:space="preserve"> con la suite que los cambios de código (refactor de </w:t>
       </w:r>
       <w:r>
         <w:rPr>
           <w:rFonts w:ascii="Consolas" w:hAnsi="Consolas"/>
+          <w:b w:val="0"/>
           <w:color w:val="8B1E3F"/>
           <w:sz w:val="19"/>
         </w:rPr>
         <w:t>UpdatePocket</w:t>
       </w:r>
       <w:r>
+        <w:rPr/>
         <w:t xml:space="preserve">, correcciones de SonarQube del equipo) </w:t>
       </w:r>
       <w:r>
@@ -466,6 +563,7 @@
         <w:t>no introdujeron regresiones</w:t>
       </w:r>
       <w:r>
+        <w:rPr/>
         <w:t>, ejecutándola antes y después.</w:t>
       </w:r>
     </w:p>
@@ -479,6 +577,7 @@
         <w:spacing w:after="60"/>
       </w:pPr>
       <w:r>
+        <w:rPr/>
         <w:t xml:space="preserve">Dejar la suite dentro del </w:t>
       </w:r>
       <w:r>
@@ -488,6 +587,7 @@
         <w:t>pipeline de Jenkins</w:t>
       </w:r>
       <w:r>
+        <w:rPr/>
         <w:t xml:space="preserve"> del equipo (build → pruebas → SonarQube → Docker).</w:t>
       </w:r>
     </w:p>
@@ -504,6 +604,7 @@
         <w:pStyle w:val="Heading1"/>
       </w:pPr>
       <w:r>
+        <w:rPr/>
         <w:t>2. Alcance</w:t>
       </w:r>
     </w:p>
@@ -512,22 +613,26 @@
         <w:pStyle w:val="Heading2"/>
       </w:pPr>
       <w:r>
+        <w:rPr/>
         <w:t>2.1 Funcionalidades y endpoints</w:t>
       </w:r>
     </w:p>
     <w:p>
       <w:r>
+        <w:rPr/>
         <w:t xml:space="preserve">Todas las rutas exigen </w:t>
       </w:r>
       <w:r>
         <w:rPr>
           <w:rFonts w:ascii="Consolas" w:hAnsi="Consolas"/>
+          <w:b w:val="0"/>
           <w:color w:val="8B1E3F"/>
           <w:sz w:val="19"/>
         </w:rPr>
         <w:t>Authorization: Bearer &lt;JWT&gt;</w:t>
       </w:r>
       <w:r>
+        <w:rPr/>
         <w:t>.</w:t>
       </w:r>
     </w:p>
@@ -697,6 +802,7 @@
             <w:r>
               <w:rPr>
                 <w:rFonts w:ascii="Consolas" w:hAnsi="Consolas"/>
+                <w:b w:val="0"/>
                 <w:color w:val="8B1E3F"/>
                 <w:sz w:val="17"/>
               </w:rPr>
@@ -716,6 +822,7 @@
             <w:r>
               <w:rPr>
                 <w:rFonts w:ascii="Consolas" w:hAnsi="Consolas"/>
+                <w:b w:val="0"/>
                 <w:color w:val="8B1E3F"/>
                 <w:sz w:val="17"/>
               </w:rPr>
@@ -735,6 +842,7 @@
             <w:r>
               <w:rPr>
                 <w:rFonts w:ascii="Consolas" w:hAnsi="Consolas"/>
+                <w:b w:val="0"/>
                 <w:color w:val="8B1E3F"/>
                 <w:sz w:val="17"/>
               </w:rPr>
@@ -793,6 +901,7 @@
             <w:r>
               <w:rPr>
                 <w:rFonts w:ascii="Consolas" w:hAnsi="Consolas"/>
+                <w:b w:val="0"/>
                 <w:color w:val="8B1E3F"/>
                 <w:sz w:val="17"/>
               </w:rPr>
@@ -829,6 +938,7 @@
             <w:r>
               <w:rPr>
                 <w:rFonts w:ascii="Consolas" w:hAnsi="Consolas"/>
+                <w:b w:val="0"/>
                 <w:color w:val="8B1E3F"/>
                 <w:sz w:val="17"/>
               </w:rPr>
@@ -887,6 +997,7 @@
             <w:r>
               <w:rPr>
                 <w:rFonts w:ascii="Consolas" w:hAnsi="Consolas"/>
+                <w:b w:val="0"/>
                 <w:color w:val="8B1E3F"/>
                 <w:sz w:val="17"/>
               </w:rPr>
@@ -906,6 +1017,7 @@
             <w:r>
               <w:rPr>
                 <w:rFonts w:ascii="Consolas" w:hAnsi="Consolas"/>
+                <w:b w:val="0"/>
                 <w:color w:val="8B1E3F"/>
                 <w:sz w:val="17"/>
               </w:rPr>
@@ -925,6 +1037,7 @@
             <w:r>
               <w:rPr>
                 <w:rFonts w:ascii="Consolas" w:hAnsi="Consolas"/>
+                <w:b w:val="0"/>
                 <w:color w:val="8B1E3F"/>
                 <w:sz w:val="17"/>
               </w:rPr>
@@ -983,6 +1096,7 @@
             <w:r>
               <w:rPr>
                 <w:rFonts w:ascii="Consolas" w:hAnsi="Consolas"/>
+                <w:b w:val="0"/>
                 <w:color w:val="8B1E3F"/>
                 <w:sz w:val="17"/>
               </w:rPr>
@@ -1019,6 +1133,7 @@
             <w:r>
               <w:rPr>
                 <w:rFonts w:ascii="Consolas" w:hAnsi="Consolas"/>
+                <w:b w:val="0"/>
                 <w:color w:val="8B1E3F"/>
                 <w:sz w:val="17"/>
               </w:rPr>
@@ -1077,6 +1192,7 @@
             <w:r>
               <w:rPr>
                 <w:rFonts w:ascii="Consolas" w:hAnsi="Consolas"/>
+                <w:b w:val="0"/>
                 <w:color w:val="8B1E3F"/>
                 <w:sz w:val="17"/>
               </w:rPr>
@@ -1096,6 +1212,7 @@
             <w:r>
               <w:rPr>
                 <w:rFonts w:ascii="Consolas" w:hAnsi="Consolas"/>
+                <w:b w:val="0"/>
                 <w:color w:val="8B1E3F"/>
                 <w:sz w:val="17"/>
               </w:rPr>
@@ -1115,6 +1232,7 @@
             <w:r>
               <w:rPr>
                 <w:rFonts w:ascii="Consolas" w:hAnsi="Consolas"/>
+                <w:b w:val="0"/>
                 <w:color w:val="8B1E3F"/>
                 <w:sz w:val="17"/>
               </w:rPr>
@@ -1173,6 +1291,7 @@
             <w:r>
               <w:rPr>
                 <w:rFonts w:ascii="Consolas" w:hAnsi="Consolas"/>
+                <w:b w:val="0"/>
                 <w:color w:val="8B1E3F"/>
                 <w:sz w:val="17"/>
               </w:rPr>
@@ -1209,6 +1328,7 @@
             <w:r>
               <w:rPr>
                 <w:rFonts w:ascii="Consolas" w:hAnsi="Consolas"/>
+                <w:b w:val="0"/>
                 <w:color w:val="8B1E3F"/>
                 <w:sz w:val="17"/>
               </w:rPr>
@@ -1228,6 +1348,7 @@
         <w:pStyle w:val="Heading2"/>
       </w:pPr>
       <w:r>
+        <w:rPr/>
         <w:t>2.2 ¿Por qué el depósito como sexta funcionalidad?</w:t>
       </w:r>
     </w:p>
@@ -1243,6 +1364,7 @@
         <w:t>No la trabaja nadie más del equipo.</w:t>
       </w:r>
       <w:r>
+        <w:rPr/>
         <w:t xml:space="preserve"> Revisando autores, ramas y pruebas del repositorio: Créditos (Andrés), Autenticación y Perfil (Tomás), Tarjetas virtuales (Dubin) y Bolsillos (yo). El módulo Cuentas no tenía pruebas de nadie.</w:t>
       </w:r>
     </w:p>
@@ -1258,6 +1380,7 @@
         <w:t>Está ligada a Bolsillos:</w:t>
       </w:r>
       <w:r>
+        <w:rPr/>
         <w:t xml:space="preserve"> el depósito aumenta el </w:t>
       </w:r>
       <w:r>
@@ -1267,6 +1390,7 @@
         <w:t>saldo disponible</w:t>
       </w:r>
       <w:r>
+        <w:rPr/>
         <w:t>, que es justo lo que los bolsillos apartan. La suite lo prueba con un flujo cruzado (RG-DE-15).</w:t>
       </w:r>
     </w:p>
@@ -1282,6 +1406,7 @@
         <w:t>Misma estructura</w:t>
       </w:r>
       <w:r>
+        <w:rPr/>
         <w:t xml:space="preserve"> que los casos de uso de Bolsillos (validar monto → cuenta existe → es del usuario → está activa → actualizar saldo → notificar), así que reutiliza los mismos fakes y el mismo escenario.</w:t>
       </w:r>
     </w:p>
@@ -1290,6 +1415,7 @@
         <w:pStyle w:val="Heading2"/>
       </w:pPr>
       <w:r>
+        <w:rPr/>
         <w:t>2.3 Fuera de alcance</w:t>
       </w:r>
     </w:p>
@@ -1305,6 +1431,7 @@
         <w:t>Frontend</w:t>
       </w:r>
       <w:r>
+        <w:rPr/>
         <w:t xml:space="preserve"> (la regresión se hizo a nivel de API del backend).</w:t>
       </w:r>
     </w:p>
@@ -1320,6 +1447,7 @@
         <w:t>Supabase real.</w:t>
       </w:r>
       <w:r>
+        <w:rPr/>
         <w:t xml:space="preserve"> La persistencia se sustituye por repositorios en memoria; el defecto </w:t>
       </w:r>
       <w:r>
@@ -1329,17 +1457,20 @@
         <w:t>D-07</w:t>
       </w:r>
       <w:r>
+        <w:rPr/>
         <w:t xml:space="preserve"> (respaldo en memoria de </w:t>
       </w:r>
       <w:r>
         <w:rPr>
           <w:rFonts w:ascii="Consolas" w:hAnsi="Consolas"/>
+          <w:b w:val="0"/>
           <w:color w:val="8B1E3F"/>
           <w:sz w:val="19"/>
         </w:rPr>
         <w:t>SupabasePocketRepository</w:t>
       </w:r>
       <w:r>
+        <w:rPr/>
         <w:t>) no es observable a este nivel.</w:t>
       </w:r>
     </w:p>
@@ -1358,22 +1489,26 @@
         <w:rPr>
           <w:rFonts w:ascii="Consolas" w:hAnsi="Consolas"/>
           <w:b/>
+          <w:color w:val="8B1E3F"/>
           <w:sz w:val="19"/>
         </w:rPr>
         <w:t>*.routes.ts</w:t>
       </w:r>
       <w:r>
+        <w:rPr/>
         <w:t xml:space="preserve">: instancian los repositorios de Supabase al importarse, así que la app de prueba replica su cableado (mismos verbos, rutas y middleware), igual que hace </w:t>
       </w:r>
       <w:r>
         <w:rPr>
           <w:rFonts w:ascii="Consolas" w:hAnsi="Consolas"/>
+          <w:b w:val="0"/>
           <w:color w:val="8B1E3F"/>
           <w:sz w:val="19"/>
         </w:rPr>
         <w:t>createTestApp</w:t>
       </w:r>
       <w:r>
+        <w:rPr/>
         <w:t xml:space="preserve"> del equipo con las rutas de autenticación.</w:t>
       </w:r>
     </w:p>
@@ -1390,6 +1525,7 @@
         <w:pStyle w:val="Heading1"/>
       </w:pPr>
       <w:r>
+        <w:rPr/>
         <w:t>3. Estrategia</w:t>
       </w:r>
     </w:p>
@@ -1398,22 +1534,26 @@
         <w:pStyle w:val="Heading2"/>
       </w:pPr>
       <w:r>
+        <w:rPr/>
         <w:t>3.1 Nivel: API con supertest (patrón del equipo)</w:t>
       </w:r>
     </w:p>
     <w:p>
       <w:r>
+        <w:rPr/>
         <w:t xml:space="preserve">Se sigue el patrón del equipo en </w:t>
       </w:r>
       <w:r>
         <w:rPr>
           <w:rFonts w:ascii="Consolas" w:hAnsi="Consolas"/>
+          <w:b w:val="0"/>
           <w:color w:val="8B1E3F"/>
           <w:sz w:val="19"/>
         </w:rPr>
         <w:t>tests/integration/*.integration.test.ts</w:t>
       </w:r>
       <w:r>
+        <w:rPr/>
         <w:t xml:space="preserve">: una función arma una app Express con dependencias en memoria y </w:t>
       </w:r>
       <w:r>
@@ -1423,17 +1563,20 @@
         <w:t>supertest</w:t>
       </w:r>
       <w:r>
+        <w:rPr/>
         <w:t xml:space="preserve"> hace peticiones HTTP reales contra ella. Para este alcance se creó </w:t>
       </w:r>
       <w:r>
         <w:rPr>
           <w:rFonts w:ascii="Consolas" w:hAnsi="Consolas"/>
+          <w:b w:val="0"/>
           <w:color w:val="8B1E3F"/>
           <w:sz w:val="19"/>
         </w:rPr>
         <w:t>createPocketTestApp</w:t>
       </w:r>
       <w:r>
+        <w:rPr/>
         <w:t xml:space="preserve">, que monta las rutas de Bolsillos y la de depósito sobre </w:t>
       </w:r>
       <w:r>
@@ -1443,6 +1586,7 @@
         <w:t>los mismos repositorios</w:t>
       </w:r>
       <w:r>
+        <w:rPr/>
         <w:t>.</w:t>
       </w:r>
     </w:p>
@@ -1543,6 +1687,7 @@
             <w:r>
               <w:rPr>
                 <w:rFonts w:ascii="Consolas" w:hAnsi="Consolas"/>
+                <w:b w:val="0"/>
                 <w:color w:val="8B1E3F"/>
                 <w:sz w:val="17"/>
               </w:rPr>
@@ -1557,6 +1702,7 @@
             <w:r>
               <w:rPr>
                 <w:rFonts w:ascii="Consolas" w:hAnsi="Consolas"/>
+                <w:b w:val="0"/>
                 <w:color w:val="8B1E3F"/>
                 <w:sz w:val="17"/>
               </w:rPr>
@@ -1610,6 +1756,7 @@
             <w:r>
               <w:rPr>
                 <w:rFonts w:ascii="Consolas" w:hAnsi="Consolas"/>
+                <w:b w:val="0"/>
                 <w:color w:val="8B1E3F"/>
                 <w:sz w:val="17"/>
               </w:rPr>
@@ -1657,6 +1804,7 @@
             <w:r>
               <w:rPr>
                 <w:rFonts w:ascii="Consolas" w:hAnsi="Consolas"/>
+                <w:b w:val="0"/>
                 <w:color w:val="8B1E3F"/>
                 <w:sz w:val="17"/>
               </w:rPr>
@@ -1671,6 +1819,7 @@
             <w:r>
               <w:rPr>
                 <w:rFonts w:ascii="Consolas" w:hAnsi="Consolas"/>
+                <w:b w:val="0"/>
                 <w:color w:val="8B1E3F"/>
                 <w:sz w:val="17"/>
               </w:rPr>
@@ -1685,6 +1834,7 @@
             <w:r>
               <w:rPr>
                 <w:rFonts w:ascii="Consolas" w:hAnsi="Consolas"/>
+                <w:b w:val="0"/>
                 <w:color w:val="8B1E3F"/>
                 <w:sz w:val="17"/>
               </w:rPr>
@@ -1699,6 +1849,7 @@
             <w:r>
               <w:rPr>
                 <w:rFonts w:ascii="Consolas" w:hAnsi="Consolas"/>
+                <w:b w:val="0"/>
                 <w:color w:val="8B1E3F"/>
                 <w:sz w:val="17"/>
               </w:rPr>
@@ -1746,6 +1897,7 @@
             <w:r>
               <w:rPr>
                 <w:rFonts w:ascii="Consolas" w:hAnsi="Consolas"/>
+                <w:b w:val="0"/>
                 <w:color w:val="8B1E3F"/>
                 <w:sz w:val="17"/>
               </w:rPr>
@@ -1760,6 +1912,7 @@
             <w:r>
               <w:rPr>
                 <w:rFonts w:ascii="Consolas" w:hAnsi="Consolas"/>
+                <w:b w:val="0"/>
                 <w:color w:val="8B1E3F"/>
                 <w:sz w:val="17"/>
               </w:rPr>
@@ -1807,6 +1960,7 @@
             <w:r>
               <w:rPr>
                 <w:rFonts w:ascii="Consolas" w:hAnsi="Consolas"/>
+                <w:b w:val="0"/>
                 <w:color w:val="8B1E3F"/>
                 <w:sz w:val="17"/>
               </w:rPr>
@@ -1883,22 +2037,26 @@
         <w:pStyle w:val="Heading2"/>
       </w:pPr>
       <w:r>
+        <w:rPr/>
         <w:t>3.2 Repositorios en memoria con semántica de copia</w:t>
       </w:r>
     </w:p>
     <w:p>
       <w:r>
+        <w:rPr/>
         <w:t>Los fakes nuevos (</w:t>
       </w:r>
       <w:r>
         <w:rPr>
           <w:rFonts w:ascii="Consolas" w:hAnsi="Consolas"/>
+          <w:b w:val="0"/>
           <w:color w:val="8B1E3F"/>
           <w:sz w:val="19"/>
         </w:rPr>
         <w:t>tests/fakes/InMemory{Account,Pocket,Notification}Repository.ts</w:t>
       </w:r>
       <w:r>
+        <w:rPr/>
         <w:t xml:space="preserve">) </w:t>
       </w:r>
       <w:r>
@@ -1908,6 +2066,7 @@
         <w:t>guardan filas planas y reconstruyen la entidad en cada lectura</w:t>
       </w:r>
       <w:r>
+        <w:rPr/>
         <w:t xml:space="preserve">, como lo haría una base de datos. Si un caso de uso modificara una entidad y </w:t>
       </w:r>
       <w:r>
@@ -1917,6 +2076,7 @@
         <w:t>olvidara persistirla</w:t>
       </w:r>
       <w:r>
+        <w:rPr/>
         <w:t>, un fake que devuelve la misma instancia no lo notaría; con copias, el cambio no queda guardado y la prueba falla.</w:t>
       </w:r>
     </w:p>
@@ -1925,6 +2085,7 @@
         <w:pStyle w:val="Heading2"/>
       </w:pPr>
       <w:r>
+        <w:rPr/>
         <w:t>3.3 Escenario base</w:t>
       </w:r>
     </w:p>
@@ -1987,17 +2148,20 @@
     </w:p>
     <w:p>
       <w:r>
+        <w:rPr/>
         <w:t>Cada prueba monta el escenario desde cero (</w:t>
       </w:r>
       <w:r>
         <w:rPr>
           <w:rFonts w:ascii="Consolas" w:hAnsi="Consolas"/>
+          <w:b w:val="0"/>
           <w:color w:val="8B1E3F"/>
           <w:sz w:val="19"/>
         </w:rPr>
         <w:t>beforeEach</w:t>
       </w:r>
       <w:r>
+        <w:rPr/>
         <w:t>), así que las pruebas son independientes.</w:t>
       </w:r>
     </w:p>
@@ -2006,6 +2170,7 @@
         <w:pStyle w:val="Heading2"/>
       </w:pPr>
       <w:r>
+        <w:rPr/>
         <w:t>3.4 Qué verifica cada caso</w:t>
       </w:r>
     </w:p>
@@ -2098,6 +2263,7 @@
             <w:r>
               <w:rPr>
                 <w:rFonts w:ascii="Consolas" w:hAnsi="Consolas"/>
+                <w:b w:val="0"/>
                 <w:color w:val="8B1E3F"/>
                 <w:sz w:val="17"/>
               </w:rPr>
@@ -2145,6 +2311,7 @@
             <w:r>
               <w:rPr>
                 <w:rFonts w:ascii="Consolas" w:hAnsi="Consolas"/>
+                <w:b w:val="0"/>
                 <w:color w:val="8B1E3F"/>
                 <w:sz w:val="17"/>
               </w:rPr>
@@ -2199,6 +2366,7 @@
             <w:r>
               <w:rPr>
                 <w:rFonts w:ascii="Consolas" w:hAnsi="Consolas"/>
+                <w:b w:val="0"/>
                 <w:color w:val="8B1E3F"/>
                 <w:sz w:val="17"/>
               </w:rPr>
@@ -2213,6 +2381,7 @@
             <w:r>
               <w:rPr>
                 <w:rFonts w:ascii="Consolas" w:hAnsi="Consolas"/>
+                <w:b w:val="0"/>
                 <w:color w:val="8B1E3F"/>
                 <w:sz w:val="17"/>
               </w:rPr>
@@ -2300,6 +2469,7 @@
             <w:r>
               <w:rPr>
                 <w:rFonts w:ascii="Consolas" w:hAnsi="Consolas"/>
+                <w:b w:val="0"/>
                 <w:color w:val="8B1E3F"/>
                 <w:sz w:val="17"/>
               </w:rPr>
@@ -2442,11 +2612,13 @@
         <w:pStyle w:val="Heading2"/>
       </w:pPr>
       <w:r>
+        <w:rPr/>
         <w:t xml:space="preserve">3.5 Defectos conocidos: </w:t>
       </w:r>
       <w:r>
         <w:rPr>
           <w:rFonts w:ascii="Consolas" w:hAnsi="Consolas"/>
+          <w:b w:val="0"/>
           <w:color w:val="8B1E3F"/>
           <w:sz w:val="19"/>
         </w:rPr>
@@ -2455,6 +2627,7 @@
     </w:p>
     <w:p>
       <w:r>
+        <w:rPr/>
         <w:t>Los defectos documentados (</w:t>
       </w:r>
       <w:r>
@@ -2464,6 +2637,7 @@
         <w:t>D-01 … D-05</w:t>
       </w:r>
       <w:r>
+        <w:rPr/>
         <w:t xml:space="preserve"> de rondas anteriores y </w:t>
       </w:r>
       <w:r>
@@ -2473,6 +2647,7 @@
         <w:t>D-08</w:t>
       </w:r>
       <w:r>
+        <w:rPr/>
         <w:t xml:space="preserve">, encontrado ahora en el depósito) no se corrigen en esta entrega. Cada uno tiene una prueba que afirma la </w:t>
       </w:r>
       <w:r>
@@ -2482,17 +2657,20 @@
         <w:t>regla correcta</w:t>
       </w:r>
       <w:r>
+        <w:rPr/>
         <w:t xml:space="preserve"> marcada con </w:t>
       </w:r>
       <w:r>
         <w:rPr>
           <w:rFonts w:ascii="Consolas" w:hAnsi="Consolas"/>
+          <w:b w:val="0"/>
           <w:color w:val="8B1E3F"/>
           <w:sz w:val="19"/>
         </w:rPr>
         <w:t>it.fails</w:t>
       </w:r>
       <w:r>
+        <w:rPr/>
         <w:t xml:space="preserve"> y su ID: la suite queda en verde mientras el defecto exista y </w:t>
       </w:r>
       <w:r>
@@ -2502,6 +2680,7 @@
         <w:t>se pone en rojo en cuanto alguien lo corrija</w:t>
       </w:r>
       <w:r>
+        <w:rPr/>
         <w:t>.</w:t>
       </w:r>
     </w:p>
@@ -2518,6 +2697,7 @@
         <w:pStyle w:val="Heading1"/>
       </w:pPr>
       <w:r>
+        <w:rPr/>
         <w:t>4. Aserciones fluidas (Chai BDD)</w:t>
       </w:r>
     </w:p>
@@ -2526,11 +2706,13 @@
         <w:pStyle w:val="Heading2"/>
       </w:pPr>
       <w:r>
+        <w:rPr/>
         <w:t>4.1 Elección</w:t>
       </w:r>
     </w:p>
     <w:p>
       <w:r>
+        <w:rPr/>
         <w:t xml:space="preserve">Se usó el </w:t>
       </w:r>
       <w:r>
@@ -2540,6 +2722,7 @@
         <w:t>estilo BDD de Chai</w:t>
       </w:r>
       <w:r>
+        <w:rPr/>
         <w:t xml:space="preserve">, que Vitest trae integrado. </w:t>
       </w:r>
       <w:r>
@@ -2549,6 +2732,7 @@
         <w:t>FluentAssertions</w:t>
       </w:r>
       <w:r>
+        <w:rPr/>
         <w:t xml:space="preserve"> es una librería de .NET; en JavaScript/TypeScript su equivalente estándar es Chai BDD. No requiere dependencias nuevas y permite </w:t>
       </w:r>
       <w:r>
@@ -2558,6 +2742,7 @@
         <w:t>encadenar</w:t>
       </w:r>
       <w:r>
+        <w:rPr/>
         <w:t xml:space="preserve"> condiciones que se leen como una frase:</w:t>
       </w:r>
     </w:p>
@@ -2599,6 +2784,7 @@
         <w:pStyle w:val="Heading2"/>
       </w:pPr>
       <w:r>
+        <w:rPr/>
         <w:t>4.2 Equivalencias aplicadas</w:t>
       </w:r>
     </w:p>
@@ -2674,6 +2860,7 @@
             <w:r>
               <w:rPr>
                 <w:rFonts w:ascii="Consolas" w:hAnsi="Consolas"/>
+                <w:b w:val="0"/>
                 <w:color w:val="8B1E3F"/>
                 <w:sz w:val="17"/>
               </w:rPr>
@@ -2693,6 +2880,7 @@
             <w:r>
               <w:rPr>
                 <w:rFonts w:ascii="Consolas" w:hAnsi="Consolas"/>
+                <w:b w:val="0"/>
                 <w:color w:val="8B1E3F"/>
                 <w:sz w:val="17"/>
               </w:rPr>
@@ -2717,6 +2905,7 @@
             <w:r>
               <w:rPr>
                 <w:rFonts w:ascii="Consolas" w:hAnsi="Consolas"/>
+                <w:b w:val="0"/>
                 <w:color w:val="8B1E3F"/>
                 <w:sz w:val="17"/>
               </w:rPr>
@@ -2736,6 +2925,7 @@
             <w:r>
               <w:rPr>
                 <w:rFonts w:ascii="Consolas" w:hAnsi="Consolas"/>
+                <w:b w:val="0"/>
                 <w:color w:val="8B1E3F"/>
                 <w:sz w:val="17"/>
               </w:rPr>
@@ -2760,6 +2950,7 @@
             <w:r>
               <w:rPr>
                 <w:rFonts w:ascii="Consolas" w:hAnsi="Consolas"/>
+                <w:b w:val="0"/>
                 <w:color w:val="8B1E3F"/>
                 <w:sz w:val="17"/>
               </w:rPr>
@@ -2779,6 +2970,7 @@
             <w:r>
               <w:rPr>
                 <w:rFonts w:ascii="Consolas" w:hAnsi="Consolas"/>
+                <w:b w:val="0"/>
                 <w:color w:val="8B1E3F"/>
                 <w:sz w:val="17"/>
               </w:rPr>
@@ -2803,6 +2995,7 @@
             <w:r>
               <w:rPr>
                 <w:rFonts w:ascii="Consolas" w:hAnsi="Consolas"/>
+                <w:b w:val="0"/>
                 <w:color w:val="8B1E3F"/>
                 <w:sz w:val="17"/>
               </w:rPr>
@@ -2822,6 +3015,7 @@
             <w:r>
               <w:rPr>
                 <w:rFonts w:ascii="Consolas" w:hAnsi="Consolas"/>
+                <w:b w:val="0"/>
                 <w:color w:val="8B1E3F"/>
                 <w:sz w:val="17"/>
               </w:rPr>
@@ -2846,6 +3040,7 @@
             <w:r>
               <w:rPr>
                 <w:rFonts w:ascii="Consolas" w:hAnsi="Consolas"/>
+                <w:b w:val="0"/>
                 <w:color w:val="8B1E3F"/>
                 <w:sz w:val="17"/>
               </w:rPr>
@@ -2865,6 +3060,7 @@
             <w:r>
               <w:rPr>
                 <w:rFonts w:ascii="Consolas" w:hAnsi="Consolas"/>
+                <w:b w:val="0"/>
                 <w:color w:val="8B1E3F"/>
                 <w:sz w:val="17"/>
               </w:rPr>
@@ -2889,6 +3085,7 @@
             <w:r>
               <w:rPr>
                 <w:rFonts w:ascii="Consolas" w:hAnsi="Consolas"/>
+                <w:b w:val="0"/>
                 <w:color w:val="8B1E3F"/>
                 <w:sz w:val="17"/>
               </w:rPr>
@@ -2908,6 +3105,7 @@
             <w:r>
               <w:rPr>
                 <w:rFonts w:ascii="Consolas" w:hAnsi="Consolas"/>
+                <w:b w:val="0"/>
                 <w:color w:val="8B1E3F"/>
                 <w:sz w:val="17"/>
               </w:rPr>
@@ -2932,6 +3130,7 @@
             <w:r>
               <w:rPr>
                 <w:rFonts w:ascii="Consolas" w:hAnsi="Consolas"/>
+                <w:b w:val="0"/>
                 <w:color w:val="8B1E3F"/>
                 <w:sz w:val="17"/>
               </w:rPr>
@@ -2951,6 +3150,7 @@
             <w:r>
               <w:rPr>
                 <w:rFonts w:ascii="Consolas" w:hAnsi="Consolas"/>
+                <w:b w:val="0"/>
                 <w:color w:val="8B1E3F"/>
                 <w:sz w:val="17"/>
               </w:rPr>
@@ -2975,6 +3175,7 @@
             <w:r>
               <w:rPr>
                 <w:rFonts w:ascii="Consolas" w:hAnsi="Consolas"/>
+                <w:b w:val="0"/>
                 <w:color w:val="8B1E3F"/>
                 <w:sz w:val="17"/>
               </w:rPr>
@@ -2994,6 +3195,7 @@
             <w:r>
               <w:rPr>
                 <w:rFonts w:ascii="Consolas" w:hAnsi="Consolas"/>
+                <w:b w:val="0"/>
                 <w:color w:val="8B1E3F"/>
                 <w:sz w:val="17"/>
               </w:rPr>
@@ -3018,6 +3220,7 @@
             <w:r>
               <w:rPr>
                 <w:rFonts w:ascii="Consolas" w:hAnsi="Consolas"/>
+                <w:b w:val="0"/>
                 <w:color w:val="8B1E3F"/>
                 <w:sz w:val="17"/>
               </w:rPr>
@@ -3037,6 +3240,7 @@
             <w:r>
               <w:rPr>
                 <w:rFonts w:ascii="Consolas" w:hAnsi="Consolas"/>
+                <w:b w:val="0"/>
                 <w:color w:val="8B1E3F"/>
                 <w:sz w:val="17"/>
               </w:rPr>
@@ -3061,6 +3265,7 @@
             <w:r>
               <w:rPr>
                 <w:rFonts w:ascii="Consolas" w:hAnsi="Consolas"/>
+                <w:b w:val="0"/>
                 <w:color w:val="8B1E3F"/>
                 <w:sz w:val="17"/>
               </w:rPr>
@@ -3080,6 +3285,7 @@
             <w:r>
               <w:rPr>
                 <w:rFonts w:ascii="Consolas" w:hAnsi="Consolas"/>
+                <w:b w:val="0"/>
                 <w:color w:val="8B1E3F"/>
                 <w:sz w:val="17"/>
               </w:rPr>
@@ -3104,6 +3310,7 @@
             <w:r>
               <w:rPr>
                 <w:rFonts w:ascii="Consolas" w:hAnsi="Consolas"/>
+                <w:b w:val="0"/>
                 <w:color w:val="8B1E3F"/>
                 <w:sz w:val="17"/>
               </w:rPr>
@@ -3123,6 +3330,7 @@
             <w:r>
               <w:rPr>
                 <w:rFonts w:ascii="Consolas" w:hAnsi="Consolas"/>
+                <w:b w:val="0"/>
                 <w:color w:val="8B1E3F"/>
                 <w:sz w:val="17"/>
               </w:rPr>
@@ -3147,6 +3355,7 @@
             <w:r>
               <w:rPr>
                 <w:rFonts w:ascii="Consolas" w:hAnsi="Consolas"/>
+                <w:b w:val="0"/>
                 <w:color w:val="8B1E3F"/>
                 <w:sz w:val="17"/>
               </w:rPr>
@@ -3166,6 +3375,7 @@
             <w:r>
               <w:rPr>
                 <w:rFonts w:ascii="Consolas" w:hAnsi="Consolas"/>
+                <w:b w:val="0"/>
                 <w:color w:val="8B1E3F"/>
                 <w:sz w:val="17"/>
               </w:rPr>
@@ -3190,6 +3400,7 @@
             <w:r>
               <w:rPr>
                 <w:rFonts w:ascii="Consolas" w:hAnsi="Consolas"/>
+                <w:b w:val="0"/>
                 <w:color w:val="8B1E3F"/>
                 <w:sz w:val="17"/>
               </w:rPr>
@@ -3209,6 +3420,7 @@
             <w:r>
               <w:rPr>
                 <w:rFonts w:ascii="Consolas" w:hAnsi="Consolas"/>
+                <w:b w:val="0"/>
                 <w:color w:val="8B1E3F"/>
                 <w:sz w:val="17"/>
               </w:rPr>
@@ -3228,6 +3440,7 @@
         <w:pStyle w:val="Heading2"/>
       </w:pPr>
       <w:r>
+        <w:rPr/>
         <w:t>4.3 Ejemplo antes / después</w:t>
       </w:r>
     </w:p>
@@ -3325,6 +3538,7 @@
         <w:pStyle w:val="Heading2"/>
       </w:pPr>
       <w:r>
+        <w:rPr/>
         <w:t>4.4 Alcance</w:t>
       </w:r>
     </w:p>
@@ -3420,6 +3634,7 @@
             <w:r>
               <w:rPr>
                 <w:rFonts w:ascii="Consolas" w:hAnsi="Consolas"/>
+                <w:b w:val="0"/>
                 <w:color w:val="8B1E3F"/>
                 <w:sz w:val="17"/>
               </w:rPr>
@@ -3434,6 +3649,7 @@
             <w:r>
               <w:rPr>
                 <w:rFonts w:ascii="Consolas" w:hAnsi="Consolas"/>
+                <w:b w:val="0"/>
                 <w:color w:val="8B1E3F"/>
                 <w:sz w:val="17"/>
               </w:rPr>
@@ -3448,6 +3664,7 @@
             <w:r>
               <w:rPr>
                 <w:rFonts w:ascii="Consolas" w:hAnsi="Consolas"/>
+                <w:b w:val="0"/>
                 <w:color w:val="8B1E3F"/>
                 <w:sz w:val="17"/>
               </w:rPr>
@@ -3462,6 +3679,7 @@
             <w:r>
               <w:rPr>
                 <w:rFonts w:ascii="Consolas" w:hAnsi="Consolas"/>
+                <w:b w:val="0"/>
                 <w:color w:val="8B1E3F"/>
                 <w:sz w:val="17"/>
               </w:rPr>
@@ -3476,6 +3694,7 @@
             <w:r>
               <w:rPr>
                 <w:rFonts w:ascii="Consolas" w:hAnsi="Consolas"/>
+                <w:b w:val="0"/>
                 <w:color w:val="8B1E3F"/>
                 <w:sz w:val="17"/>
               </w:rPr>
@@ -3490,6 +3709,7 @@
             <w:r>
               <w:rPr>
                 <w:rFonts w:ascii="Consolas" w:hAnsi="Consolas"/>
+                <w:b w:val="0"/>
                 <w:color w:val="8B1E3F"/>
                 <w:sz w:val="17"/>
               </w:rPr>
@@ -3504,6 +3724,7 @@
             <w:r>
               <w:rPr>
                 <w:rFonts w:ascii="Consolas" w:hAnsi="Consolas"/>
+                <w:b w:val="0"/>
                 <w:color w:val="8B1E3F"/>
                 <w:sz w:val="17"/>
               </w:rPr>
@@ -3562,6 +3783,7 @@
             <w:r>
               <w:rPr>
                 <w:rFonts w:ascii="Consolas" w:hAnsi="Consolas"/>
+                <w:b w:val="0"/>
                 <w:color w:val="8B1E3F"/>
                 <w:sz w:val="17"/>
               </w:rPr>
@@ -3626,6 +3848,7 @@
             <w:r>
               <w:rPr>
                 <w:rFonts w:ascii="Consolas" w:hAnsi="Consolas"/>
+                <w:b w:val="0"/>
                 <w:color w:val="8B1E3F"/>
                 <w:sz w:val="17"/>
               </w:rPr>
@@ -3640,6 +3863,7 @@
             <w:r>
               <w:rPr>
                 <w:rFonts w:ascii="Consolas" w:hAnsi="Consolas"/>
+                <w:b w:val="0"/>
                 <w:color w:val="8B1E3F"/>
                 <w:sz w:val="17"/>
               </w:rPr>
@@ -3700,28 +3924,33 @@
         <w:t>Se preservó lo que verifica cada prueba convertida.</w:t>
       </w:r>
       <w:r>
+        <w:rPr/>
         <w:t xml:space="preserve"> Solo en </w:t>
       </w:r>
       <w:r>
         <w:rPr>
           <w:rFonts w:ascii="Consolas" w:hAnsi="Consolas"/>
+          <w:b w:val="0"/>
           <w:color w:val="8B1E3F"/>
           <w:sz w:val="19"/>
         </w:rPr>
         <w:t>Pocket.entity.test.ts</w:t>
       </w:r>
       <w:r>
+        <w:rPr/>
         <w:t xml:space="preserve"> las aserciones de excepción se volvieron más precisas: ahora verifican también el tipo (</w:t>
       </w:r>
       <w:r>
         <w:rPr>
           <w:rFonts w:ascii="Consolas" w:hAnsi="Consolas"/>
+          <w:b w:val="0"/>
           <w:color w:val="8B1E3F"/>
           <w:sz w:val="19"/>
         </w:rPr>
         <w:t>AppError</w:t>
       </w:r>
       <w:r>
+        <w:rPr/>
         <w:t>) y el código de error.</w:t>
       </w:r>
     </w:p>
@@ -3731,39 +3960,46 @@
         <w:spacing w:after="60"/>
       </w:pPr>
       <w:r>
+        <w:rPr/>
         <w:t xml:space="preserve">Se completaron los dobles de </w:t>
       </w:r>
       <w:r>
         <w:rPr>
           <w:rFonts w:ascii="Consolas" w:hAnsi="Consolas"/>
+          <w:b w:val="0"/>
           <w:color w:val="8B1E3F"/>
           <w:sz w:val="19"/>
         </w:rPr>
         <w:t>test-doubles.ts</w:t>
       </w:r>
       <w:r>
+        <w:rPr/>
         <w:t xml:space="preserve"> (Fake, Stub y Mock de cuentas) con </w:t>
       </w:r>
       <w:r>
         <w:rPr>
           <w:rFonts w:ascii="Consolas" w:hAnsi="Consolas"/>
+          <w:b w:val="0"/>
           <w:color w:val="8B1E3F"/>
           <w:sz w:val="19"/>
         </w:rPr>
         <w:t>updateStatus</w:t>
       </w:r>
       <w:r>
+        <w:rPr/>
         <w:t xml:space="preserve">, que </w:t>
       </w:r>
       <w:r>
         <w:rPr>
           <w:rFonts w:ascii="Consolas" w:hAnsi="Consolas"/>
+          <w:b w:val="0"/>
           <w:color w:val="8B1E3F"/>
           <w:sz w:val="19"/>
         </w:rPr>
         <w:t>IAccountRepository</w:t>
       </w:r>
       <w:r>
+        <w:rPr/>
         <w:t xml:space="preserve"> exige y que causaba errores de tipos aunque Vitest los ignorara.</w:t>
       </w:r>
     </w:p>
@@ -3780,6 +4016,7 @@
         <w:pStyle w:val="Heading1"/>
       </w:pPr>
       <w:r>
+        <w:rPr/>
         <w:t>5. Catálogo de casos de regresión</w:t>
       </w:r>
     </w:p>
@@ -3791,18 +4028,21 @@
         <w:t>94 casos:</w:t>
       </w:r>
       <w:r>
-        <w:t xml:space="preserve"> 89 reglas vigentes + 5 defectos conocidos (</w:t>
+        <w:rPr/>
+        <w:t xml:space="preserve"> 91 reglas vigentes + 3 defectos conocidos (</w:t>
       </w:r>
       <w:r>
         <w:rPr>
           <w:rFonts w:ascii="Consolas" w:hAnsi="Consolas"/>
+          <w:b w:val="0"/>
           <w:color w:val="8B1E3F"/>
           <w:sz w:val="19"/>
         </w:rPr>
         <w:t>it.fails</w:t>
       </w:r>
       <w:r>
-        <w:t>).</w:t>
+        <w:rPr/>
+        <w:t>). D-02 y D-08 ya están corregidos.</w:t>
       </w:r>
     </w:p>
     <w:p>
@@ -3810,17 +4050,20 @@
         <w:pStyle w:val="Heading2"/>
       </w:pPr>
       <w:r>
+        <w:rPr/>
         <w:t xml:space="preserve">5.1 Crear — </w:t>
       </w:r>
       <w:r>
         <w:rPr>
           <w:rFonts w:ascii="Consolas" w:hAnsi="Consolas"/>
+          <w:b w:val="0"/>
           <w:color w:val="8B1E3F"/>
           <w:sz w:val="19"/>
         </w:rPr>
         <w:t>regression/pocket/crear.regression.test.ts</w:t>
       </w:r>
       <w:r>
+        <w:rPr/>
         <w:t xml:space="preserve"> (21)</w:t>
       </w:r>
     </w:p>
@@ -4118,6 +4361,7 @@
             <w:r>
               <w:rPr>
                 <w:rFonts w:ascii="Consolas" w:hAnsi="Consolas"/>
+                <w:b w:val="0"/>
                 <w:color w:val="8B1E3F"/>
                 <w:sz w:val="17"/>
               </w:rPr>
@@ -4132,6 +4376,7 @@
             <w:r>
               <w:rPr>
                 <w:rFonts w:ascii="Consolas" w:hAnsi="Consolas"/>
+                <w:b w:val="0"/>
                 <w:color w:val="8B1E3F"/>
                 <w:sz w:val="17"/>
               </w:rPr>
@@ -4190,6 +4435,7 @@
             <w:r>
               <w:rPr>
                 <w:rFonts w:ascii="Consolas" w:hAnsi="Consolas"/>
+                <w:b w:val="0"/>
                 <w:color w:val="8B1E3F"/>
                 <w:sz w:val="17"/>
               </w:rPr>
@@ -4204,6 +4450,7 @@
             <w:r>
               <w:rPr>
                 <w:rFonts w:ascii="Consolas" w:hAnsi="Consolas"/>
+                <w:b w:val="0"/>
                 <w:color w:val="8B1E3F"/>
                 <w:sz w:val="17"/>
               </w:rPr>
@@ -4419,6 +4666,7 @@
             <w:r>
               <w:rPr>
                 <w:rFonts w:ascii="Consolas" w:hAnsi="Consolas"/>
+                <w:b w:val="0"/>
                 <w:color w:val="8B1E3F"/>
                 <w:sz w:val="17"/>
               </w:rPr>
@@ -4450,6 +4698,7 @@
             <w:r>
               <w:rPr>
                 <w:rFonts w:ascii="Consolas" w:hAnsi="Consolas"/>
+                <w:b w:val="0"/>
                 <w:color w:val="8B1E3F"/>
                 <w:sz w:val="17"/>
               </w:rPr>
@@ -4464,6 +4713,7 @@
             <w:r>
               <w:rPr>
                 <w:rFonts w:ascii="Consolas" w:hAnsi="Consolas"/>
+                <w:b w:val="0"/>
                 <w:color w:val="8B1E3F"/>
                 <w:sz w:val="17"/>
               </w:rPr>
@@ -4534,6 +4784,7 @@
             <w:r>
               <w:rPr>
                 <w:rFonts w:ascii="Consolas" w:hAnsi="Consolas"/>
+                <w:b w:val="0"/>
                 <w:color w:val="8B1E3F"/>
                 <w:sz w:val="17"/>
               </w:rPr>
@@ -4548,6 +4799,7 @@
             <w:r>
               <w:rPr>
                 <w:rFonts w:ascii="Consolas" w:hAnsi="Consolas"/>
+                <w:b w:val="0"/>
                 <w:color w:val="8B1E3F"/>
                 <w:sz w:val="17"/>
               </w:rPr>
@@ -4618,6 +4870,7 @@
             <w:r>
               <w:rPr>
                 <w:rFonts w:ascii="Consolas" w:hAnsi="Consolas"/>
+                <w:b w:val="0"/>
                 <w:color w:val="8B1E3F"/>
                 <w:sz w:val="17"/>
               </w:rPr>
@@ -4632,6 +4885,7 @@
             <w:r>
               <w:rPr>
                 <w:rFonts w:ascii="Consolas" w:hAnsi="Consolas"/>
+                <w:b w:val="0"/>
                 <w:color w:val="8B1E3F"/>
                 <w:sz w:val="17"/>
               </w:rPr>
@@ -4702,6 +4956,7 @@
             <w:r>
               <w:rPr>
                 <w:rFonts w:ascii="Consolas" w:hAnsi="Consolas"/>
+                <w:b w:val="0"/>
                 <w:color w:val="8B1E3F"/>
                 <w:sz w:val="17"/>
               </w:rPr>
@@ -4716,6 +4971,7 @@
             <w:r>
               <w:rPr>
                 <w:rFonts w:ascii="Consolas" w:hAnsi="Consolas"/>
+                <w:b w:val="0"/>
                 <w:color w:val="8B1E3F"/>
                 <w:sz w:val="17"/>
               </w:rPr>
@@ -4786,6 +5042,7 @@
             <w:r>
               <w:rPr>
                 <w:rFonts w:ascii="Consolas" w:hAnsi="Consolas"/>
+                <w:b w:val="0"/>
                 <w:color w:val="8B1E3F"/>
                 <w:sz w:val="17"/>
               </w:rPr>
@@ -4850,6 +5107,7 @@
             <w:r>
               <w:rPr>
                 <w:rFonts w:ascii="Consolas" w:hAnsi="Consolas"/>
+                <w:b w:val="0"/>
                 <w:color w:val="8B1E3F"/>
                 <w:sz w:val="17"/>
               </w:rPr>
@@ -4914,6 +5172,7 @@
             <w:r>
               <w:rPr>
                 <w:rFonts w:ascii="Consolas" w:hAnsi="Consolas"/>
+                <w:b w:val="0"/>
                 <w:color w:val="8B1E3F"/>
                 <w:sz w:val="17"/>
               </w:rPr>
@@ -4984,6 +5243,7 @@
             <w:r>
               <w:rPr>
                 <w:rFonts w:ascii="Consolas" w:hAnsi="Consolas"/>
+                <w:b w:val="0"/>
                 <w:color w:val="8B1E3F"/>
                 <w:sz w:val="17"/>
               </w:rPr>
@@ -5048,6 +5308,7 @@
             <w:r>
               <w:rPr>
                 <w:rFonts w:ascii="Consolas" w:hAnsi="Consolas"/>
+                <w:b w:val="0"/>
                 <w:color w:val="8B1E3F"/>
                 <w:sz w:val="17"/>
               </w:rPr>
@@ -5118,6 +5379,7 @@
             <w:r>
               <w:rPr>
                 <w:rFonts w:ascii="Consolas" w:hAnsi="Consolas"/>
+                <w:b w:val="0"/>
                 <w:color w:val="8B1E3F"/>
                 <w:sz w:val="17"/>
               </w:rPr>
@@ -5167,7 +5429,7 @@
                 <w:b/>
                 <w:sz w:val="19"/>
               </w:rPr>
-              <w:t>[D-02]</w:t>
+              <w:t>[D-02, corregido]</w:t>
             </w:r>
             <w:r>
               <w:rPr>
@@ -5188,16 +5450,24 @@
             </w:pPr>
             <w:r>
               <w:rPr>
-                <w:i/>
-                <w:sz w:val="19"/>
-              </w:rPr>
-              <w:t>Esperado</w:t>
-            </w:r>
-            <w:r>
-              <w:rPr>
-                <w:sz w:val="19"/>
-              </w:rPr>
-              <w:t xml:space="preserve"> 400 · hoy 201 con bolsillo de $1</w:t>
+                <w:sz w:val="19"/>
+              </w:rPr>
+              <w:t xml:space="preserve">400 </w:t>
+            </w:r>
+            <w:r>
+              <w:rPr>
+                <w:rFonts w:ascii="Consolas" w:hAnsi="Consolas"/>
+                <w:b w:val="0"/>
+                <w:color w:val="8B1E3F"/>
+                <w:sz w:val="17"/>
+              </w:rPr>
+              <w:t>VALIDATION_ERROR</w:t>
+            </w:r>
+            <w:r>
+              <w:rPr>
+                <w:sz w:val="19"/>
+              </w:rPr>
+              <w:t xml:space="preserve"> (antes: 201 con bolsillo de $1)</w:t>
             </w:r>
           </w:p>
         </w:tc>
@@ -5353,17 +5623,20 @@
         <w:pStyle w:val="Heading2"/>
       </w:pPr>
       <w:r>
+        <w:rPr/>
         <w:t xml:space="preserve">5.2 Consultar — </w:t>
       </w:r>
       <w:r>
         <w:rPr>
           <w:rFonts w:ascii="Consolas" w:hAnsi="Consolas"/>
+          <w:b w:val="0"/>
           <w:color w:val="8B1E3F"/>
           <w:sz w:val="19"/>
         </w:rPr>
         <w:t>regression/pocket/consultar.regression.test.ts</w:t>
       </w:r>
       <w:r>
+        <w:rPr/>
         <w:t xml:space="preserve"> (11)</w:t>
       </w:r>
     </w:p>
@@ -5611,6 +5884,7 @@
             <w:r>
               <w:rPr>
                 <w:rFonts w:ascii="Consolas" w:hAnsi="Consolas"/>
+                <w:b w:val="0"/>
                 <w:color w:val="8B1E3F"/>
                 <w:sz w:val="17"/>
               </w:rPr>
@@ -5899,6 +6173,7 @@
             <w:r>
               <w:rPr>
                 <w:rFonts w:ascii="Consolas" w:hAnsi="Consolas"/>
+                <w:b w:val="0"/>
                 <w:color w:val="8B1E3F"/>
                 <w:sz w:val="17"/>
               </w:rPr>
@@ -5963,6 +6238,7 @@
             <w:r>
               <w:rPr>
                 <w:rFonts w:ascii="Consolas" w:hAnsi="Consolas"/>
+                <w:b w:val="0"/>
                 <w:color w:val="8B1E3F"/>
                 <w:sz w:val="17"/>
               </w:rPr>
@@ -6027,6 +6303,7 @@
             <w:r>
               <w:rPr>
                 <w:rFonts w:ascii="Consolas" w:hAnsi="Consolas"/>
+                <w:b w:val="0"/>
                 <w:color w:val="8B1E3F"/>
                 <w:sz w:val="17"/>
               </w:rPr>
@@ -6091,6 +6368,7 @@
             <w:r>
               <w:rPr>
                 <w:rFonts w:ascii="Consolas" w:hAnsi="Consolas"/>
+                <w:b w:val="0"/>
                 <w:color w:val="8B1E3F"/>
                 <w:sz w:val="17"/>
               </w:rPr>
@@ -6116,17 +6394,20 @@
         <w:pStyle w:val="Heading2"/>
       </w:pPr>
       <w:r>
+        <w:rPr/>
         <w:t xml:space="preserve">5.3 Actualizar — </w:t>
       </w:r>
       <w:r>
         <w:rPr>
           <w:rFonts w:ascii="Consolas" w:hAnsi="Consolas"/>
+          <w:b w:val="0"/>
           <w:color w:val="8B1E3F"/>
           <w:sz w:val="19"/>
         </w:rPr>
         <w:t>regression/pocket/actualizar.regression.test.ts</w:t>
       </w:r>
       <w:r>
+        <w:rPr/>
         <w:t xml:space="preserve"> (19)</w:t>
       </w:r>
     </w:p>
@@ -6318,6 +6599,7 @@
             <w:r>
               <w:rPr>
                 <w:rFonts w:ascii="Consolas" w:hAnsi="Consolas"/>
+                <w:b w:val="0"/>
                 <w:color w:val="8B1E3F"/>
                 <w:sz w:val="17"/>
               </w:rPr>
@@ -6332,6 +6614,7 @@
             <w:r>
               <w:rPr>
                 <w:rFonts w:ascii="Consolas" w:hAnsi="Consolas"/>
+                <w:b w:val="0"/>
                 <w:color w:val="8B1E3F"/>
                 <w:sz w:val="17"/>
               </w:rPr>
@@ -6676,6 +6959,7 @@
             <w:r>
               <w:rPr>
                 <w:rFonts w:ascii="Consolas" w:hAnsi="Consolas"/>
+                <w:b w:val="0"/>
                 <w:color w:val="8B1E3F"/>
                 <w:sz w:val="17"/>
               </w:rPr>
@@ -6690,6 +6974,7 @@
             <w:r>
               <w:rPr>
                 <w:rFonts w:ascii="Consolas" w:hAnsi="Consolas"/>
+                <w:b w:val="0"/>
                 <w:color w:val="8B1E3F"/>
                 <w:sz w:val="17"/>
               </w:rPr>
@@ -6810,6 +7095,7 @@
             <w:r>
               <w:rPr>
                 <w:rFonts w:ascii="Consolas" w:hAnsi="Consolas"/>
+                <w:b w:val="0"/>
                 <w:color w:val="8B1E3F"/>
                 <w:sz w:val="17"/>
               </w:rPr>
@@ -6824,6 +7110,7 @@
             <w:r>
               <w:rPr>
                 <w:rFonts w:ascii="Consolas" w:hAnsi="Consolas"/>
+                <w:b w:val="0"/>
                 <w:color w:val="8B1E3F"/>
                 <w:sz w:val="17"/>
               </w:rPr>
@@ -6894,6 +7181,7 @@
             <w:r>
               <w:rPr>
                 <w:rFonts w:ascii="Consolas" w:hAnsi="Consolas"/>
+                <w:b w:val="0"/>
                 <w:color w:val="8B1E3F"/>
                 <w:sz w:val="17"/>
               </w:rPr>
@@ -6908,6 +7196,7 @@
             <w:r>
               <w:rPr>
                 <w:rFonts w:ascii="Consolas" w:hAnsi="Consolas"/>
+                <w:b w:val="0"/>
                 <w:color w:val="8B1E3F"/>
                 <w:sz w:val="17"/>
               </w:rPr>
@@ -6978,6 +7267,7 @@
             <w:r>
               <w:rPr>
                 <w:rFonts w:ascii="Consolas" w:hAnsi="Consolas"/>
+                <w:b w:val="0"/>
                 <w:color w:val="8B1E3F"/>
                 <w:sz w:val="17"/>
               </w:rPr>
@@ -6992,6 +7282,7 @@
             <w:r>
               <w:rPr>
                 <w:rFonts w:ascii="Consolas" w:hAnsi="Consolas"/>
+                <w:b w:val="0"/>
                 <w:color w:val="8B1E3F"/>
                 <w:sz w:val="17"/>
               </w:rPr>
@@ -7062,6 +7353,7 @@
             <w:r>
               <w:rPr>
                 <w:rFonts w:ascii="Consolas" w:hAnsi="Consolas"/>
+                <w:b w:val="0"/>
                 <w:color w:val="8B1E3F"/>
                 <w:sz w:val="17"/>
               </w:rPr>
@@ -7132,6 +7424,7 @@
             <w:r>
               <w:rPr>
                 <w:rFonts w:ascii="Consolas" w:hAnsi="Consolas"/>
+                <w:b w:val="0"/>
                 <w:color w:val="8B1E3F"/>
                 <w:sz w:val="17"/>
               </w:rPr>
@@ -7202,6 +7495,7 @@
             <w:r>
               <w:rPr>
                 <w:rFonts w:ascii="Consolas" w:hAnsi="Consolas"/>
+                <w:b w:val="0"/>
                 <w:color w:val="8B1E3F"/>
                 <w:sz w:val="17"/>
               </w:rPr>
@@ -7266,6 +7560,7 @@
             <w:r>
               <w:rPr>
                 <w:rFonts w:ascii="Consolas" w:hAnsi="Consolas"/>
+                <w:b w:val="0"/>
                 <w:color w:val="8B1E3F"/>
                 <w:sz w:val="17"/>
               </w:rPr>
@@ -7336,6 +7631,7 @@
             <w:r>
               <w:rPr>
                 <w:rFonts w:ascii="Consolas" w:hAnsi="Consolas"/>
+                <w:b w:val="0"/>
                 <w:color w:val="8B1E3F"/>
                 <w:sz w:val="17"/>
               </w:rPr>
@@ -7406,6 +7702,7 @@
             <w:r>
               <w:rPr>
                 <w:rFonts w:ascii="Consolas" w:hAnsi="Consolas"/>
+                <w:b w:val="0"/>
                 <w:color w:val="8B1E3F"/>
                 <w:sz w:val="17"/>
               </w:rPr>
@@ -7495,17 +7792,20 @@
         <w:pStyle w:val="Heading2"/>
       </w:pPr>
       <w:r>
+        <w:rPr/>
         <w:t xml:space="preserve">5.4 Eliminar — </w:t>
       </w:r>
       <w:r>
         <w:rPr>
           <w:rFonts w:ascii="Consolas" w:hAnsi="Consolas"/>
+          <w:b w:val="0"/>
           <w:color w:val="8B1E3F"/>
           <w:sz w:val="19"/>
         </w:rPr>
         <w:t>regression/pocket/eliminar.regression.test.ts</w:t>
       </w:r>
       <w:r>
+        <w:rPr/>
         <w:t xml:space="preserve"> (10)</w:t>
       </w:r>
     </w:p>
@@ -7977,6 +8277,7 @@
             <w:r>
               <w:rPr>
                 <w:rFonts w:ascii="Consolas" w:hAnsi="Consolas"/>
+                <w:b w:val="0"/>
                 <w:color w:val="8B1E3F"/>
                 <w:sz w:val="17"/>
               </w:rPr>
@@ -8041,6 +8342,7 @@
             <w:r>
               <w:rPr>
                 <w:rFonts w:ascii="Consolas" w:hAnsi="Consolas"/>
+                <w:b w:val="0"/>
                 <w:color w:val="8B1E3F"/>
                 <w:sz w:val="17"/>
               </w:rPr>
@@ -8111,6 +8413,7 @@
             <w:r>
               <w:rPr>
                 <w:rFonts w:ascii="Consolas" w:hAnsi="Consolas"/>
+                <w:b w:val="0"/>
                 <w:color w:val="8B1E3F"/>
                 <w:sz w:val="17"/>
               </w:rPr>
@@ -8181,6 +8484,7 @@
             <w:r>
               <w:rPr>
                 <w:rFonts w:ascii="Consolas" w:hAnsi="Consolas"/>
+                <w:b w:val="0"/>
                 <w:color w:val="8B1E3F"/>
                 <w:sz w:val="17"/>
               </w:rPr>
@@ -8206,17 +8510,20 @@
         <w:pStyle w:val="Heading2"/>
       </w:pPr>
       <w:r>
+        <w:rPr/>
         <w:t xml:space="preserve">5.5 Transferir — </w:t>
       </w:r>
       <w:r>
         <w:rPr>
           <w:rFonts w:ascii="Consolas" w:hAnsi="Consolas"/>
+          <w:b w:val="0"/>
           <w:color w:val="8B1E3F"/>
           <w:sz w:val="19"/>
         </w:rPr>
         <w:t>regression/pocket/transferir.regression.test.ts</w:t>
       </w:r>
       <w:r>
+        <w:rPr/>
         <w:t xml:space="preserve"> (15)</w:t>
       </w:r>
     </w:p>
@@ -8632,6 +8939,7 @@
             <w:r>
               <w:rPr>
                 <w:rFonts w:ascii="Consolas" w:hAnsi="Consolas"/>
+                <w:b w:val="0"/>
                 <w:color w:val="8B1E3F"/>
                 <w:sz w:val="17"/>
               </w:rPr>
@@ -8646,6 +8954,7 @@
             <w:r>
               <w:rPr>
                 <w:rFonts w:ascii="Consolas" w:hAnsi="Consolas"/>
+                <w:b w:val="0"/>
                 <w:color w:val="8B1E3F"/>
                 <w:sz w:val="17"/>
               </w:rPr>
@@ -8716,6 +9025,7 @@
             <w:r>
               <w:rPr>
                 <w:rFonts w:ascii="Consolas" w:hAnsi="Consolas"/>
+                <w:b w:val="0"/>
                 <w:color w:val="8B1E3F"/>
                 <w:sz w:val="17"/>
               </w:rPr>
@@ -8730,6 +9040,7 @@
             <w:r>
               <w:rPr>
                 <w:rFonts w:ascii="Consolas" w:hAnsi="Consolas"/>
+                <w:b w:val="0"/>
                 <w:color w:val="8B1E3F"/>
                 <w:sz w:val="17"/>
               </w:rPr>
@@ -8744,6 +9055,7 @@
             <w:r>
               <w:rPr>
                 <w:rFonts w:ascii="Consolas" w:hAnsi="Consolas"/>
+                <w:b w:val="0"/>
                 <w:color w:val="8B1E3F"/>
                 <w:sz w:val="17"/>
               </w:rPr>
@@ -8814,6 +9126,7 @@
             <w:r>
               <w:rPr>
                 <w:rFonts w:ascii="Consolas" w:hAnsi="Consolas"/>
+                <w:b w:val="0"/>
                 <w:color w:val="8B1E3F"/>
                 <w:sz w:val="17"/>
               </w:rPr>
@@ -8878,6 +9191,7 @@
             <w:r>
               <w:rPr>
                 <w:rFonts w:ascii="Consolas" w:hAnsi="Consolas"/>
+                <w:b w:val="0"/>
                 <w:color w:val="8B1E3F"/>
                 <w:sz w:val="17"/>
               </w:rPr>
@@ -8942,6 +9256,7 @@
             <w:r>
               <w:rPr>
                 <w:rFonts w:ascii="Consolas" w:hAnsi="Consolas"/>
+                <w:b w:val="0"/>
                 <w:color w:val="8B1E3F"/>
                 <w:sz w:val="17"/>
               </w:rPr>
@@ -9006,6 +9321,7 @@
             <w:r>
               <w:rPr>
                 <w:rFonts w:ascii="Consolas" w:hAnsi="Consolas"/>
+                <w:b w:val="0"/>
                 <w:color w:val="8B1E3F"/>
                 <w:sz w:val="17"/>
               </w:rPr>
@@ -9076,6 +9392,7 @@
             <w:r>
               <w:rPr>
                 <w:rFonts w:ascii="Consolas" w:hAnsi="Consolas"/>
+                <w:b w:val="0"/>
                 <w:color w:val="8B1E3F"/>
                 <w:sz w:val="17"/>
               </w:rPr>
@@ -9146,6 +9463,7 @@
             <w:r>
               <w:rPr>
                 <w:rFonts w:ascii="Consolas" w:hAnsi="Consolas"/>
+                <w:b w:val="0"/>
                 <w:color w:val="8B1E3F"/>
                 <w:sz w:val="17"/>
               </w:rPr>
@@ -9216,6 +9534,7 @@
             <w:r>
               <w:rPr>
                 <w:rFonts w:ascii="Consolas" w:hAnsi="Consolas"/>
+                <w:b w:val="0"/>
                 <w:color w:val="8B1E3F"/>
                 <w:sz w:val="17"/>
               </w:rPr>
@@ -9286,6 +9605,7 @@
             <w:r>
               <w:rPr>
                 <w:rFonts w:ascii="Consolas" w:hAnsi="Consolas"/>
+                <w:b w:val="0"/>
                 <w:color w:val="8B1E3F"/>
                 <w:sz w:val="17"/>
               </w:rPr>
@@ -9305,17 +9625,20 @@
         <w:pStyle w:val="Heading2"/>
       </w:pPr>
       <w:r>
+        <w:rPr/>
         <w:t xml:space="preserve">5.6 Depositar — </w:t>
       </w:r>
       <w:r>
         <w:rPr>
           <w:rFonts w:ascii="Consolas" w:hAnsi="Consolas"/>
+          <w:b w:val="0"/>
           <w:color w:val="8B1E3F"/>
           <w:sz w:val="19"/>
         </w:rPr>
         <w:t>regression/account/depositar.regression.test.ts</w:t>
       </w:r>
       <w:r>
+        <w:rPr/>
         <w:t xml:space="preserve"> (16)</w:t>
       </w:r>
     </w:p>
@@ -9563,6 +9886,7 @@
             <w:r>
               <w:rPr>
                 <w:rFonts w:ascii="Consolas" w:hAnsi="Consolas"/>
+                <w:b w:val="0"/>
                 <w:color w:val="8B1E3F"/>
                 <w:sz w:val="17"/>
               </w:rPr>
@@ -9677,6 +10001,7 @@
             <w:r>
               <w:rPr>
                 <w:rFonts w:ascii="Consolas" w:hAnsi="Consolas"/>
+                <w:b w:val="0"/>
                 <w:color w:val="8B1E3F"/>
                 <w:sz w:val="17"/>
               </w:rPr>
@@ -9803,6 +10128,7 @@
             <w:r>
               <w:rPr>
                 <w:rFonts w:ascii="Consolas" w:hAnsi="Consolas"/>
+                <w:b w:val="0"/>
                 <w:color w:val="8B1E3F"/>
                 <w:sz w:val="17"/>
               </w:rPr>
@@ -9873,6 +10199,7 @@
             <w:r>
               <w:rPr>
                 <w:rFonts w:ascii="Consolas" w:hAnsi="Consolas"/>
+                <w:b w:val="0"/>
                 <w:color w:val="8B1E3F"/>
                 <w:sz w:val="17"/>
               </w:rPr>
@@ -9943,6 +10270,7 @@
             <w:r>
               <w:rPr>
                 <w:rFonts w:ascii="Consolas" w:hAnsi="Consolas"/>
+                <w:b w:val="0"/>
                 <w:color w:val="8B1E3F"/>
                 <w:sz w:val="17"/>
               </w:rPr>
@@ -10013,6 +10341,7 @@
             <w:r>
               <w:rPr>
                 <w:rFonts w:ascii="Consolas" w:hAnsi="Consolas"/>
+                <w:b w:val="0"/>
                 <w:color w:val="8B1E3F"/>
                 <w:sz w:val="17"/>
               </w:rPr>
@@ -10083,6 +10412,7 @@
             <w:r>
               <w:rPr>
                 <w:rFonts w:ascii="Consolas" w:hAnsi="Consolas"/>
+                <w:b w:val="0"/>
                 <w:color w:val="8B1E3F"/>
                 <w:sz w:val="17"/>
               </w:rPr>
@@ -10147,6 +10477,7 @@
             <w:r>
               <w:rPr>
                 <w:rFonts w:ascii="Consolas" w:hAnsi="Consolas"/>
+                <w:b w:val="0"/>
                 <w:color w:val="8B1E3F"/>
                 <w:sz w:val="17"/>
               </w:rPr>
@@ -10217,6 +10548,7 @@
             <w:r>
               <w:rPr>
                 <w:rFonts w:ascii="Consolas" w:hAnsi="Consolas"/>
+                <w:b w:val="0"/>
                 <w:color w:val="8B1E3F"/>
                 <w:sz w:val="17"/>
               </w:rPr>
@@ -10281,6 +10613,7 @@
             <w:r>
               <w:rPr>
                 <w:rFonts w:ascii="Consolas" w:hAnsi="Consolas"/>
+                <w:b w:val="0"/>
                 <w:color w:val="8B1E3F"/>
                 <w:sz w:val="17"/>
               </w:rPr>
@@ -10387,7 +10720,7 @@
                 <w:b/>
                 <w:sz w:val="19"/>
               </w:rPr>
-              <w:t>[D-08]</w:t>
+              <w:t>[D-08, corregido]</w:t>
             </w:r>
             <w:r>
               <w:rPr>
@@ -10408,16 +10741,24 @@
             </w:pPr>
             <w:r>
               <w:rPr>
-                <w:i/>
-                <w:sz w:val="19"/>
-              </w:rPr>
-              <w:t>Esperado</w:t>
-            </w:r>
-            <w:r>
-              <w:rPr>
-                <w:sz w:val="19"/>
-              </w:rPr>
-              <w:t xml:space="preserve"> 400 · hoy 200 y deposita $1</w:t>
+                <w:sz w:val="19"/>
+              </w:rPr>
+              <w:t xml:space="preserve">400 </w:t>
+            </w:r>
+            <w:r>
+              <w:rPr>
+                <w:rFonts w:ascii="Consolas" w:hAnsi="Consolas"/>
+                <w:b w:val="0"/>
+                <w:color w:val="8B1E3F"/>
+                <w:sz w:val="17"/>
+              </w:rPr>
+              <w:t>INVALID_AMOUNT</w:t>
+            </w:r>
+            <w:r>
+              <w:rPr>
+                <w:sz w:val="19"/>
+              </w:rPr>
+              <w:t xml:space="preserve"> (antes: 200 y depositaba $1)</w:t>
             </w:r>
           </w:p>
         </w:tc>
@@ -10433,17 +10774,20 @@
         <w:pStyle w:val="Heading2"/>
       </w:pPr>
       <w:r>
+        <w:rPr/>
         <w:t xml:space="preserve">5.7 Ciclo de vida — </w:t>
       </w:r>
       <w:r>
         <w:rPr>
           <w:rFonts w:ascii="Consolas" w:hAnsi="Consolas"/>
+          <w:b w:val="0"/>
           <w:color w:val="8B1E3F"/>
           <w:sz w:val="19"/>
         </w:rPr>
         <w:t>regression/pocket/ciclo-de-vida.regression.test.ts</w:t>
       </w:r>
       <w:r>
+        <w:rPr/>
         <w:t xml:space="preserve"> (2)</w:t>
       </w:r>
     </w:p>
@@ -10654,6 +10998,7 @@
         <w:pStyle w:val="Heading1"/>
       </w:pPr>
       <w:r>
+        <w:rPr/>
         <w:t>6. Defectos y hallazgos</w:t>
       </w:r>
     </w:p>
@@ -10662,17 +11007,20 @@
         <w:pStyle w:val="Heading2"/>
       </w:pPr>
       <w:r>
+        <w:rPr/>
         <w:t>6.1 Defectos cubiertos por la suite (</w:t>
       </w:r>
       <w:r>
         <w:rPr>
           <w:rFonts w:ascii="Consolas" w:hAnsi="Consolas"/>
+          <w:b w:val="0"/>
           <w:color w:val="8B1E3F"/>
           <w:sz w:val="19"/>
         </w:rPr>
         <w:t>it.fails</w:t>
       </w:r>
       <w:r>
+        <w:rPr/>
         <w:t>)</w:t>
       </w:r>
     </w:p>
@@ -10685,11 +11033,11 @@
         <w:tblLook w:firstColumn="1" w:firstRow="1" w:lastColumn="0" w:lastRow="0" w:noHBand="0" w:noVBand="1" w:val="04A0"/>
       </w:tblPr>
       <w:tblGrid>
-        <w:gridCol w:w="1004"/>
-        <w:gridCol w:w="2100"/>
+        <w:gridCol w:w="1003"/>
+        <w:gridCol w:w="2092"/>
         <w:gridCol w:w="1209"/>
-        <w:gridCol w:w="906"/>
-        <w:gridCol w:w="3421"/>
+        <w:gridCol w:w="904"/>
+        <w:gridCol w:w="3432"/>
       </w:tblGrid>
       <w:tr>
         <w:trPr>
@@ -10698,7 +11046,7 @@
         </w:trPr>
         <w:tc>
           <w:tcPr>
-            <w:tcW w:type="dxa" w:w="1004"/>
+            <w:tcW w:type="dxa" w:w="1003"/>
             <w:shd w:val="clear" w:color="auto" w:fill="EAF1F8"/>
           </w:tcPr>
           <w:p>
@@ -10717,7 +11065,7 @@
         </w:tc>
         <w:tc>
           <w:tcPr>
-            <w:tcW w:type="dxa" w:w="2100"/>
+            <w:tcW w:type="dxa" w:w="2092"/>
             <w:shd w:val="clear" w:color="auto" w:fill="EAF1F8"/>
           </w:tcPr>
           <w:p>
@@ -10755,7 +11103,7 @@
         </w:tc>
         <w:tc>
           <w:tcPr>
-            <w:tcW w:type="dxa" w:w="906"/>
+            <w:tcW w:type="dxa" w:w="904"/>
             <w:shd w:val="clear" w:color="auto" w:fill="EAF1F8"/>
           </w:tcPr>
           <w:p>
@@ -10774,7 +11122,7 @@
         </w:tc>
         <w:tc>
           <w:tcPr>
-            <w:tcW w:type="dxa" w:w="3421"/>
+            <w:tcW w:type="dxa" w:w="3432"/>
             <w:shd w:val="clear" w:color="auto" w:fill="EAF1F8"/>
           </w:tcPr>
           <w:p>
@@ -10798,7 +11146,7 @@
         </w:trPr>
         <w:tc>
           <w:tcPr>
-            <w:tcW w:type="dxa" w:w="1004"/>
+            <w:tcW w:type="dxa" w:w="1003"/>
           </w:tcPr>
           <w:p>
             <w:pPr>
@@ -10815,7 +11163,7 @@
         </w:tc>
         <w:tc>
           <w:tcPr>
-            <w:tcW w:type="dxa" w:w="2100"/>
+            <w:tcW w:type="dxa" w:w="2092"/>
           </w:tcPr>
           <w:p>
             <w:pPr>
@@ -10849,7 +11197,7 @@
         </w:tc>
         <w:tc>
           <w:tcPr>
-            <w:tcW w:type="dxa" w:w="906"/>
+            <w:tcW w:type="dxa" w:w="904"/>
           </w:tcPr>
           <w:p>
             <w:pPr>
@@ -10866,7 +11214,7 @@
         </w:tc>
         <w:tc>
           <w:tcPr>
-            <w:tcW w:type="dxa" w:w="3421"/>
+            <w:tcW w:type="dxa" w:w="3432"/>
           </w:tcPr>
           <w:p>
             <w:pPr>
@@ -10882,6 +11230,7 @@
             <w:r>
               <w:rPr>
                 <w:rFonts w:ascii="Consolas" w:hAnsi="Consolas"/>
+                <w:b w:val="0"/>
                 <w:color w:val="8B1E3F"/>
                 <w:sz w:val="17"/>
               </w:rPr>
@@ -10896,7 +11245,7 @@
         </w:trPr>
         <w:tc>
           <w:tcPr>
-            <w:tcW w:type="dxa" w:w="1004"/>
+            <w:tcW w:type="dxa" w:w="1003"/>
           </w:tcPr>
           <w:p>
             <w:pPr>
@@ -10913,7 +11262,7 @@
         </w:tc>
         <w:tc>
           <w:tcPr>
-            <w:tcW w:type="dxa" w:w="2100"/>
+            <w:tcW w:type="dxa" w:w="2092"/>
           </w:tcPr>
           <w:p>
             <w:pPr>
@@ -10923,6 +11272,7 @@
             <w:r>
               <w:rPr>
                 <w:rFonts w:ascii="Consolas" w:hAnsi="Consolas"/>
+                <w:b w:val="0"/>
                 <w:color w:val="8B1E3F"/>
                 <w:sz w:val="17"/>
               </w:rPr>
@@ -10937,6 +11287,7 @@
             <w:r>
               <w:rPr>
                 <w:rFonts w:ascii="Consolas" w:hAnsi="Consolas"/>
+                <w:b w:val="0"/>
                 <w:color w:val="8B1E3F"/>
                 <w:sz w:val="17"/>
               </w:rPr>
@@ -10951,6 +11302,7 @@
             <w:r>
               <w:rPr>
                 <w:rFonts w:ascii="Consolas" w:hAnsi="Consolas"/>
+                <w:b w:val="0"/>
                 <w:color w:val="8B1E3F"/>
                 <w:sz w:val="17"/>
               </w:rPr>
@@ -10983,7 +11335,7 @@
         </w:tc>
         <w:tc>
           <w:tcPr>
-            <w:tcW w:type="dxa" w:w="906"/>
+            <w:tcW w:type="dxa" w:w="904"/>
           </w:tcPr>
           <w:p>
             <w:pPr>
@@ -11000,18 +11352,18 @@
         </w:tc>
         <w:tc>
           <w:tcPr>
-            <w:tcW w:type="dxa" w:w="3421"/>
-          </w:tcPr>
-          <w:p>
-            <w:pPr>
-              <w:spacing w:after="0"/>
-              <w:jc w:val="left"/>
-            </w:pPr>
-            <w:r>
-              <w:rPr>
-                <w:sz w:val="19"/>
-              </w:rPr>
-              <w:t>201, bolsillo de $1</w:t>
+            <w:tcW w:type="dxa" w:w="3432"/>
+          </w:tcPr>
+          <w:p>
+            <w:pPr>
+              <w:spacing w:after="0"/>
+              <w:jc w:val="left"/>
+            </w:pPr>
+            <w:r>
+              <w:rPr>
+                <w:sz w:val="19"/>
+              </w:rPr>
+              <w:t>✅ Corregido (SEC-03); antes 201, bolsillo de $1</w:t>
             </w:r>
           </w:p>
         </w:tc>
@@ -11022,7 +11374,7 @@
         </w:trPr>
         <w:tc>
           <w:tcPr>
-            <w:tcW w:type="dxa" w:w="1004"/>
+            <w:tcW w:type="dxa" w:w="1003"/>
           </w:tcPr>
           <w:p>
             <w:pPr>
@@ -11039,7 +11391,7 @@
         </w:tc>
         <w:tc>
           <w:tcPr>
-            <w:tcW w:type="dxa" w:w="2100"/>
+            <w:tcW w:type="dxa" w:w="2092"/>
           </w:tcPr>
           <w:p>
             <w:pPr>
@@ -11049,6 +11401,7 @@
             <w:r>
               <w:rPr>
                 <w:rFonts w:ascii="Consolas" w:hAnsi="Consolas"/>
+                <w:b w:val="0"/>
                 <w:color w:val="8B1E3F"/>
                 <w:sz w:val="17"/>
               </w:rPr>
@@ -11063,6 +11416,7 @@
             <w:r>
               <w:rPr>
                 <w:rFonts w:ascii="Consolas" w:hAnsi="Consolas"/>
+                <w:b w:val="0"/>
                 <w:color w:val="8B1E3F"/>
                 <w:sz w:val="17"/>
               </w:rPr>
@@ -11077,6 +11431,7 @@
             <w:r>
               <w:rPr>
                 <w:rFonts w:ascii="Consolas" w:hAnsi="Consolas"/>
+                <w:b w:val="0"/>
                 <w:color w:val="8B1E3F"/>
                 <w:sz w:val="17"/>
               </w:rPr>
@@ -11109,7 +11464,7 @@
         </w:tc>
         <w:tc>
           <w:tcPr>
-            <w:tcW w:type="dxa" w:w="906"/>
+            <w:tcW w:type="dxa" w:w="904"/>
           </w:tcPr>
           <w:p>
             <w:pPr>
@@ -11126,7 +11481,7 @@
         </w:tc>
         <w:tc>
           <w:tcPr>
-            <w:tcW w:type="dxa" w:w="3421"/>
+            <w:tcW w:type="dxa" w:w="3432"/>
           </w:tcPr>
           <w:p>
             <w:pPr>
@@ -11142,6 +11497,7 @@
             <w:r>
               <w:rPr>
                 <w:rFonts w:ascii="Consolas" w:hAnsi="Consolas"/>
+                <w:b w:val="0"/>
                 <w:color w:val="8B1E3F"/>
                 <w:sz w:val="17"/>
               </w:rPr>
@@ -11156,7 +11512,7 @@
         </w:trPr>
         <w:tc>
           <w:tcPr>
-            <w:tcW w:type="dxa" w:w="1004"/>
+            <w:tcW w:type="dxa" w:w="1003"/>
           </w:tcPr>
           <w:p>
             <w:pPr>
@@ -11173,7 +11529,7 @@
         </w:tc>
         <w:tc>
           <w:tcPr>
-            <w:tcW w:type="dxa" w:w="2100"/>
+            <w:tcW w:type="dxa" w:w="2092"/>
           </w:tcPr>
           <w:p>
             <w:pPr>
@@ -11207,7 +11563,7 @@
         </w:tc>
         <w:tc>
           <w:tcPr>
-            <w:tcW w:type="dxa" w:w="906"/>
+            <w:tcW w:type="dxa" w:w="904"/>
           </w:tcPr>
           <w:p>
             <w:pPr>
@@ -11224,7 +11580,7 @@
         </w:tc>
         <w:tc>
           <w:tcPr>
-            <w:tcW w:type="dxa" w:w="3421"/>
+            <w:tcW w:type="dxa" w:w="3432"/>
           </w:tcPr>
           <w:p>
             <w:pPr>
@@ -11240,6 +11596,7 @@
             <w:r>
               <w:rPr>
                 <w:rFonts w:ascii="Consolas" w:hAnsi="Consolas"/>
+                <w:b w:val="0"/>
                 <w:color w:val="8B1E3F"/>
                 <w:sz w:val="17"/>
               </w:rPr>
@@ -11254,7 +11611,7 @@
         </w:trPr>
         <w:tc>
           <w:tcPr>
-            <w:tcW w:type="dxa" w:w="1004"/>
+            <w:tcW w:type="dxa" w:w="1003"/>
           </w:tcPr>
           <w:p>
             <w:pPr>
@@ -11272,7 +11629,7 @@
         </w:tc>
         <w:tc>
           <w:tcPr>
-            <w:tcW w:type="dxa" w:w="2100"/>
+            <w:tcW w:type="dxa" w:w="2092"/>
           </w:tcPr>
           <w:p>
             <w:pPr>
@@ -11288,6 +11645,7 @@
             <w:r>
               <w:rPr>
                 <w:rFonts w:ascii="Consolas" w:hAnsi="Consolas"/>
+                <w:b w:val="0"/>
                 <w:color w:val="8B1E3F"/>
                 <w:sz w:val="17"/>
               </w:rPr>
@@ -11302,6 +11660,7 @@
             <w:r>
               <w:rPr>
                 <w:rFonts w:ascii="Consolas" w:hAnsi="Consolas"/>
+                <w:b w:val="0"/>
                 <w:color w:val="8B1E3F"/>
                 <w:sz w:val="17"/>
               </w:rPr>
@@ -11316,6 +11675,7 @@
             <w:r>
               <w:rPr>
                 <w:rFonts w:ascii="Consolas" w:hAnsi="Consolas"/>
+                <w:b w:val="0"/>
                 <w:color w:val="8B1E3F"/>
                 <w:sz w:val="17"/>
               </w:rPr>
@@ -11342,7 +11702,7 @@
         </w:tc>
         <w:tc>
           <w:tcPr>
-            <w:tcW w:type="dxa" w:w="906"/>
+            <w:tcW w:type="dxa" w:w="904"/>
           </w:tcPr>
           <w:p>
             <w:pPr>
@@ -11359,18 +11719,18 @@
         </w:tc>
         <w:tc>
           <w:tcPr>
-            <w:tcW w:type="dxa" w:w="3421"/>
-          </w:tcPr>
-          <w:p>
-            <w:pPr>
-              <w:spacing w:after="0"/>
-              <w:jc w:val="left"/>
-            </w:pPr>
-            <w:r>
-              <w:rPr>
-                <w:sz w:val="19"/>
-              </w:rPr>
-              <w:t>200, deposita $1</w:t>
+            <w:tcW w:type="dxa" w:w="3432"/>
+          </w:tcPr>
+          <w:p>
+            <w:pPr>
+              <w:spacing w:after="0"/>
+              <w:jc w:val="left"/>
+            </w:pPr>
+            <w:r>
+              <w:rPr>
+                <w:sz w:val="19"/>
+              </w:rPr>
+              <w:t>✅ Corregido (SEC-04); antes 200, depositaba $1</w:t>
             </w:r>
           </w:p>
         </w:tc>
@@ -11383,17 +11743,20 @@
     </w:p>
     <w:p>
       <w:r>
+        <w:rPr/>
         <w:t xml:space="preserve">Cada </w:t>
       </w:r>
       <w:r>
         <w:rPr>
           <w:rFonts w:ascii="Consolas" w:hAnsi="Consolas"/>
+          <w:b w:val="0"/>
           <w:color w:val="8B1E3F"/>
           <w:sz w:val="19"/>
         </w:rPr>
         <w:t>it.fails</w:t>
       </w:r>
       <w:r>
+        <w:rPr/>
         <w:t xml:space="preserve"> se ejecutó como prueba normal para confirmar que falla </w:t>
       </w:r>
       <w:r>
@@ -11403,50 +11766,59 @@
         <w:t>justo en la aserción del defecto</w:t>
       </w:r>
       <w:r>
+        <w:rPr/>
         <w:t xml:space="preserve"> (</w:t>
       </w:r>
       <w:r>
         <w:rPr>
           <w:rFonts w:ascii="Consolas" w:hAnsi="Consolas"/>
+          <w:b w:val="0"/>
           <w:color w:val="8B1E3F"/>
           <w:sz w:val="19"/>
         </w:rPr>
         <w:t>expected 201 to equal 400</w:t>
       </w:r>
       <w:r>
+        <w:rPr/>
         <w:t xml:space="preserve">, </w:t>
       </w:r>
       <w:r>
         <w:rPr>
           <w:rFonts w:ascii="Consolas" w:hAnsi="Consolas"/>
+          <w:b w:val="0"/>
           <w:color w:val="8B1E3F"/>
           <w:sz w:val="19"/>
         </w:rPr>
         <w:t>expected 400 to equal 201</w:t>
       </w:r>
       <w:r>
+        <w:rPr/>
         <w:t xml:space="preserve">, </w:t>
       </w:r>
       <w:r>
         <w:rPr>
           <w:rFonts w:ascii="Consolas" w:hAnsi="Consolas"/>
+          <w:b w:val="0"/>
           <w:color w:val="8B1E3F"/>
           <w:sz w:val="19"/>
         </w:rPr>
         <w:t>expected 400 to equal 200</w:t>
       </w:r>
       <w:r>
+        <w:rPr/>
         <w:t xml:space="preserve">, </w:t>
       </w:r>
       <w:r>
         <w:rPr>
           <w:rFonts w:ascii="Consolas" w:hAnsi="Consolas"/>
+          <w:b w:val="0"/>
           <w:color w:val="8B1E3F"/>
           <w:sz w:val="19"/>
         </w:rPr>
         <w:t>expected 200 to equal 400</w:t>
       </w:r>
       <w:r>
+        <w:rPr/>
         <w:t>).</w:t>
       </w:r>
     </w:p>
@@ -11455,6 +11827,7 @@
         <w:pStyle w:val="Heading2"/>
       </w:pPr>
       <w:r>
+        <w:rPr/>
         <w:t>6.2 Otros hallazgos (documentados, no corregidos)</w:t>
       </w:r>
     </w:p>
@@ -11473,6 +11846,7 @@
         <w:rPr>
           <w:rFonts w:ascii="Consolas" w:hAnsi="Consolas"/>
           <w:b/>
+          <w:color w:val="8B1E3F"/>
           <w:sz w:val="19"/>
         </w:rPr>
         <w:t>main</w:t>
@@ -11484,39 +11858,46 @@
         <w:t>.</w:t>
       </w:r>
       <w:r>
+        <w:rPr/>
         <w:t xml:space="preserve"> En </w:t>
       </w:r>
       <w:r>
         <w:rPr>
           <w:rFonts w:ascii="Consolas" w:hAnsi="Consolas"/>
+          <w:b w:val="0"/>
           <w:color w:val="8B1E3F"/>
           <w:sz w:val="19"/>
         </w:rPr>
         <w:t>main</w:t>
       </w:r>
       <w:r>
+        <w:rPr/>
         <w:t xml:space="preserve">, </w:t>
       </w:r>
       <w:r>
         <w:rPr>
           <w:rFonts w:ascii="Consolas" w:hAnsi="Consolas"/>
+          <w:b w:val="0"/>
           <w:color w:val="8B1E3F"/>
           <w:sz w:val="19"/>
         </w:rPr>
         <w:t>account.routes.ts</w:t>
       </w:r>
       <w:r>
+        <w:rPr/>
         <w:t xml:space="preserve"> construye </w:t>
       </w:r>
       <w:r>
         <w:rPr>
           <w:rFonts w:ascii="Consolas" w:hAnsi="Consolas"/>
+          <w:b w:val="0"/>
           <w:color w:val="8B1E3F"/>
           <w:sz w:val="19"/>
         </w:rPr>
         <w:t>new DepositMoney(accountRepository, transactionRepository, notificationRepository)</w:t>
       </w:r>
       <w:r>
+        <w:rPr/>
         <w:t xml:space="preserve">, pero el caso de uso solo recibe dos dependencias: el </w:t>
       </w:r>
       <w:r>
@@ -11526,17 +11907,20 @@
         <w:t>repositorio de transacciones queda como repositorio de notificaciones</w:t>
       </w:r>
       <w:r>
+        <w:rPr/>
         <w:t xml:space="preserve">. La rama del pipeline ya lo corrigió (commit </w:t>
       </w:r>
       <w:r>
         <w:rPr>
           <w:rFonts w:ascii="Consolas" w:hAnsi="Consolas"/>
+          <w:b w:val="0"/>
           <w:color w:val="8B1E3F"/>
           <w:sz w:val="19"/>
         </w:rPr>
         <w:t>d3ba8e9</w:t>
       </w:r>
       <w:r>
+        <w:rPr/>
         <w:t>), y por eso este trabajo se integra sobre ella.</w:t>
       </w:r>
     </w:p>
@@ -11552,50 +11936,59 @@
         <w:t>Códigos de error inconsistentes entre módulos.</w:t>
       </w:r>
       <w:r>
+        <w:rPr/>
         <w:t xml:space="preserve"> Para el mismo problema, Bolsillos responde </w:t>
       </w:r>
       <w:r>
         <w:rPr>
           <w:rFonts w:ascii="Consolas" w:hAnsi="Consolas"/>
+          <w:b w:val="0"/>
           <w:color w:val="8B1E3F"/>
           <w:sz w:val="19"/>
         </w:rPr>
         <w:t>ACCOUNT_NOT_FOUND: "Cuenta no encontrada"</w:t>
       </w:r>
       <w:r>
+        <w:rPr/>
         <w:t xml:space="preserve"> y </w:t>
       </w:r>
       <w:r>
         <w:rPr>
           <w:rFonts w:ascii="Consolas" w:hAnsi="Consolas"/>
+          <w:b w:val="0"/>
           <w:color w:val="8B1E3F"/>
           <w:sz w:val="19"/>
         </w:rPr>
         <w:t>ACCOUNT_NOT_OPERATIONAL</w:t>
       </w:r>
       <w:r>
+        <w:rPr/>
         <w:t xml:space="preserve">, mientras que Cuentas responde </w:t>
       </w:r>
       <w:r>
         <w:rPr>
           <w:rFonts w:ascii="Consolas" w:hAnsi="Consolas"/>
+          <w:b w:val="0"/>
           <w:color w:val="8B1E3F"/>
           <w:sz w:val="19"/>
         </w:rPr>
         <w:t>"La cuenta no existe"</w:t>
       </w:r>
       <w:r>
+        <w:rPr/>
         <w:t xml:space="preserve"> y </w:t>
       </w:r>
       <w:r>
         <w:rPr>
           <w:rFonts w:ascii="Consolas" w:hAnsi="Consolas"/>
+          <w:b w:val="0"/>
           <w:color w:val="8B1E3F"/>
           <w:sz w:val="19"/>
         </w:rPr>
         <w:t>ACCOUNT_INACTIVE</w:t>
       </w:r>
       <w:r>
+        <w:rPr/>
         <w:t>. La suite fija ambos contratos tal como están.</w:t>
       </w:r>
     </w:p>
@@ -11611,17 +12004,20 @@
         <w:t>La descripción del depósito se ignora.</w:t>
       </w:r>
       <w:r>
+        <w:rPr/>
         <w:t xml:space="preserve"> </w:t>
       </w:r>
       <w:r>
         <w:rPr>
           <w:rFonts w:ascii="Consolas" w:hAnsi="Consolas"/>
+          <w:b w:val="0"/>
           <w:color w:val="8B1E3F"/>
           <w:sz w:val="19"/>
         </w:rPr>
         <w:t>DepositMoneyDto.description</w:t>
       </w:r>
       <w:r>
+        <w:rPr/>
         <w:t xml:space="preserve"> se recibe pero nunca se usa, y el depósito no genera registro de transacción.</w:t>
       </w:r>
     </w:p>
@@ -11637,6 +12033,7 @@
         <w:t>Prueba unitaria que fija D-05.</w:t>
       </w:r>
       <w:r>
+        <w:rPr/>
         <w:t xml:space="preserve"> </w:t>
       </w:r>
       <w:r>
@@ -11646,17 +12043,20 @@
         <w:t>"lanza INSUFFICIENT_AVAILABLE_BALANCE cuando no hay saldo disponible"</w:t>
       </w:r>
       <w:r>
+        <w:rPr/>
         <w:t xml:space="preserve"> (</w:t>
       </w:r>
       <w:r>
         <w:rPr>
           <w:rFonts w:ascii="Consolas" w:hAnsi="Consolas"/>
+          <w:b w:val="0"/>
           <w:color w:val="8B1E3F"/>
           <w:sz w:val="19"/>
         </w:rPr>
         <w:t>CreatePocket.test.ts</w:t>
       </w:r>
       <w:r>
+        <w:rPr/>
         <w:t>) espera el rechazo de un bolsillo que, con la regla correcta, sí cabe. Debe ajustarse cuando se corrija D-05.</w:t>
       </w:r>
     </w:p>
@@ -11673,6 +12073,7 @@
         <w:pStyle w:val="Heading1"/>
       </w:pPr>
       <w:r>
+        <w:rPr/>
         <w:t>7. Evidencia: la suite verifica el funcionamiento después de un cambio</w:t>
       </w:r>
     </w:p>
@@ -11681,6 +12082,7 @@
         <w:pStyle w:val="Heading2"/>
       </w:pPr>
       <w:r>
+        <w:rPr/>
         <w:t>7.1 Versiones comparadas</w:t>
       </w:r>
     </w:p>
@@ -11787,6 +12189,7 @@
             <w:r>
               <w:rPr>
                 <w:rFonts w:ascii="Consolas" w:hAnsi="Consolas"/>
+                <w:b w:val="0"/>
                 <w:color w:val="8B1E3F"/>
                 <w:sz w:val="17"/>
               </w:rPr>
@@ -11846,6 +12249,7 @@
             <w:r>
               <w:rPr>
                 <w:rFonts w:ascii="Consolas" w:hAnsi="Consolas"/>
+                <w:b w:val="0"/>
                 <w:color w:val="8B1E3F"/>
                 <w:sz w:val="17"/>
               </w:rPr>
@@ -11860,6 +12264,7 @@
             <w:r>
               <w:rPr>
                 <w:rFonts w:ascii="Consolas" w:hAnsi="Consolas"/>
+                <w:b w:val="0"/>
                 <w:color w:val="8B1E3F"/>
                 <w:sz w:val="17"/>
               </w:rPr>
@@ -11899,6 +12304,7 @@
     </w:p>
     <w:p>
       <w:r>
+        <w:rPr/>
         <w:t>Cambios de código de producción entre ambas versiones en las seis funcionalidades:</w:t>
       </w:r>
     </w:p>
@@ -11974,6 +12380,7 @@
             <w:r>
               <w:rPr>
                 <w:rFonts w:ascii="Consolas" w:hAnsi="Consolas"/>
+                <w:b w:val="0"/>
                 <w:color w:val="8B1E3F"/>
                 <w:sz w:val="17"/>
               </w:rPr>
@@ -11993,6 +12400,7 @@
             <w:r>
               <w:rPr>
                 <w:rFonts w:ascii="Consolas" w:hAnsi="Consolas"/>
+                <w:b w:val="0"/>
                 <w:color w:val="8B1E3F"/>
                 <w:sz w:val="17"/>
               </w:rPr>
@@ -12007,6 +12415,7 @@
             <w:r>
               <w:rPr>
                 <w:rFonts w:ascii="Consolas" w:hAnsi="Consolas"/>
+                <w:b w:val="0"/>
                 <w:color w:val="8B1E3F"/>
                 <w:sz w:val="17"/>
               </w:rPr>
@@ -12021,6 +12430,7 @@
             <w:r>
               <w:rPr>
                 <w:rFonts w:ascii="Consolas" w:hAnsi="Consolas"/>
+                <w:b w:val="0"/>
                 <w:color w:val="8B1E3F"/>
                 <w:sz w:val="17"/>
               </w:rPr>
@@ -12035,6 +12445,7 @@
             <w:r>
               <w:rPr>
                 <w:rFonts w:ascii="Consolas" w:hAnsi="Consolas"/>
+                <w:b w:val="0"/>
                 <w:color w:val="8B1E3F"/>
                 <w:sz w:val="17"/>
               </w:rPr>
@@ -12049,6 +12460,7 @@
             <w:r>
               <w:rPr>
                 <w:rFonts w:ascii="Consolas" w:hAnsi="Consolas"/>
+                <w:b w:val="0"/>
                 <w:color w:val="8B1E3F"/>
                 <w:sz w:val="17"/>
               </w:rPr>
@@ -12079,6 +12491,7 @@
             <w:r>
               <w:rPr>
                 <w:rFonts w:ascii="Consolas" w:hAnsi="Consolas"/>
+                <w:b w:val="0"/>
                 <w:color w:val="8B1E3F"/>
                 <w:sz w:val="17"/>
               </w:rPr>
@@ -12093,6 +12506,7 @@
             <w:r>
               <w:rPr>
                 <w:rFonts w:ascii="Consolas" w:hAnsi="Consolas"/>
+                <w:b w:val="0"/>
                 <w:color w:val="8B1E3F"/>
                 <w:sz w:val="17"/>
               </w:rPr>
@@ -12107,6 +12521,7 @@
             <w:r>
               <w:rPr>
                 <w:rFonts w:ascii="Consolas" w:hAnsi="Consolas"/>
+                <w:b w:val="0"/>
                 <w:color w:val="8B1E3F"/>
                 <w:sz w:val="17"/>
               </w:rPr>
@@ -12121,6 +12536,7 @@
             <w:r>
               <w:rPr>
                 <w:rFonts w:ascii="Consolas" w:hAnsi="Consolas"/>
+                <w:b w:val="0"/>
                 <w:color w:val="8B1E3F"/>
                 <w:sz w:val="17"/>
               </w:rPr>
@@ -12135,6 +12551,7 @@
             <w:r>
               <w:rPr>
                 <w:rFonts w:ascii="Consolas" w:hAnsi="Consolas"/>
+                <w:b w:val="0"/>
                 <w:color w:val="8B1E3F"/>
                 <w:sz w:val="17"/>
               </w:rPr>
@@ -12154,6 +12571,7 @@
             <w:r>
               <w:rPr>
                 <w:rFonts w:ascii="Consolas" w:hAnsi="Consolas"/>
+                <w:b w:val="0"/>
                 <w:color w:val="8B1E3F"/>
                 <w:sz w:val="17"/>
               </w:rPr>
@@ -12168,6 +12586,7 @@
             <w:r>
               <w:rPr>
                 <w:rFonts w:ascii="Consolas" w:hAnsi="Consolas"/>
+                <w:b w:val="0"/>
                 <w:color w:val="8B1E3F"/>
                 <w:sz w:val="17"/>
               </w:rPr>
@@ -12192,6 +12611,7 @@
             <w:r>
               <w:rPr>
                 <w:rFonts w:ascii="Consolas" w:hAnsi="Consolas"/>
+                <w:b w:val="0"/>
                 <w:color w:val="8B1E3F"/>
                 <w:sz w:val="17"/>
               </w:rPr>
@@ -12211,6 +12631,7 @@
             <w:r>
               <w:rPr>
                 <w:rFonts w:ascii="Consolas" w:hAnsi="Consolas"/>
+                <w:b w:val="0"/>
                 <w:color w:val="8B1E3F"/>
                 <w:sz w:val="17"/>
               </w:rPr>
@@ -12225,6 +12646,7 @@
             <w:r>
               <w:rPr>
                 <w:rFonts w:ascii="Consolas" w:hAnsi="Consolas"/>
+                <w:b w:val="0"/>
                 <w:color w:val="8B1E3F"/>
                 <w:sz w:val="17"/>
               </w:rPr>
@@ -12247,17 +12669,20 @@
     </w:p>
     <w:p>
       <w:r>
+        <w:rPr/>
         <w:t xml:space="preserve">El diff completo está en </w:t>
       </w:r>
       <w:r>
         <w:rPr>
           <w:rFonts w:ascii="Consolas" w:hAnsi="Consolas"/>
+          <w:b w:val="0"/>
           <w:color w:val="8B1E3F"/>
           <w:sz w:val="19"/>
         </w:rPr>
         <w:t>docs/evidencia-regresion-bolsillos/diff-produccion-antes-despues.patch</w:t>
       </w:r>
       <w:r>
+        <w:rPr/>
         <w:t>.</w:t>
       </w:r>
     </w:p>
@@ -12266,6 +12691,7 @@
         <w:pStyle w:val="Heading2"/>
       </w:pPr>
       <w:r>
+        <w:rPr/>
         <w:t>7.2 Procedimiento</w:t>
       </w:r>
     </w:p>
@@ -12279,6 +12705,7 @@
         <w:spacing w:after="60"/>
       </w:pPr>
       <w:r>
+        <w:rPr/>
         <w:t xml:space="preserve">Se creó un </w:t>
       </w:r>
       <w:r>
@@ -12288,17 +12715,20 @@
         <w:t>git worktree</w:t>
       </w:r>
       <w:r>
+        <w:rPr/>
         <w:t xml:space="preserve"> aislado en </w:t>
       </w:r>
       <w:r>
         <w:rPr>
           <w:rFonts w:ascii="Consolas" w:hAnsi="Consolas"/>
+          <w:b w:val="0"/>
           <w:color w:val="8B1E3F"/>
           <w:sz w:val="19"/>
         </w:rPr>
         <w:t>6102a28</w:t>
       </w:r>
       <w:r>
+        <w:rPr/>
         <w:t>.</w:t>
       </w:r>
     </w:p>
@@ -12312,6 +12742,7 @@
         <w:spacing w:after="60"/>
       </w:pPr>
       <w:r>
+        <w:rPr/>
         <w:t xml:space="preserve">Se copió a ese worktree </w:t>
       </w:r>
       <w:r>
@@ -12321,28 +12752,33 @@
         <w:t>el mismo paquete de pruebas</w:t>
       </w:r>
       <w:r>
+        <w:rPr/>
         <w:t xml:space="preserve">: regresión de las 6 funcionalidades, fakes, helper y suites unitarias de </w:t>
       </w:r>
       <w:r>
         <w:rPr>
           <w:rFonts w:ascii="Consolas" w:hAnsi="Consolas"/>
+          <w:b w:val="0"/>
           <w:color w:val="8B1E3F"/>
           <w:sz w:val="19"/>
         </w:rPr>
         <w:t>unit/pocket</w:t>
       </w:r>
       <w:r>
+        <w:rPr/>
         <w:t xml:space="preserve"> y </w:t>
       </w:r>
       <w:r>
         <w:rPr>
           <w:rFonts w:ascii="Consolas" w:hAnsi="Consolas"/>
+          <w:b w:val="0"/>
           <w:color w:val="8B1E3F"/>
           <w:sz w:val="19"/>
         </w:rPr>
         <w:t>unit/account</w:t>
       </w:r>
       <w:r>
+        <w:rPr/>
         <w:t>.</w:t>
       </w:r>
     </w:p>
@@ -12356,17 +12792,20 @@
         <w:spacing w:after="60"/>
       </w:pPr>
       <w:r>
+        <w:rPr/>
         <w:t xml:space="preserve">Se ejecutó </w:t>
       </w:r>
       <w:r>
         <w:rPr>
           <w:rFonts w:ascii="Consolas" w:hAnsi="Consolas"/>
+          <w:b w:val="0"/>
           <w:color w:val="8B1E3F"/>
           <w:sz w:val="19"/>
         </w:rPr>
         <w:t>vitest run src/tests/regression src/tests/unit/pocket src/tests/unit/account</w:t>
       </w:r>
       <w:r>
+        <w:rPr/>
         <w:t xml:space="preserve"> en ambas versiones, con reporte JSON.</w:t>
       </w:r>
     </w:p>
@@ -12380,6 +12819,7 @@
         <w:spacing w:after="60"/>
       </w:pPr>
       <w:r>
+        <w:rPr/>
         <w:t xml:space="preserve">Se compararon los resultados </w:t>
       </w:r>
       <w:r>
@@ -12389,6 +12829,7 @@
         <w:t>caso por caso</w:t>
       </w:r>
       <w:r>
+        <w:rPr/>
         <w:t xml:space="preserve"> (archivo + nombre completo + estado).</w:t>
       </w:r>
     </w:p>
@@ -12397,6 +12838,7 @@
         <w:pStyle w:val="Heading2"/>
       </w:pPr>
       <w:r>
+        <w:rPr/>
         <w:t>7.3 Resultados</w:t>
       </w:r>
     </w:p>
@@ -12457,7 +12899,7 @@
             <w:r>
               <w:rPr>
                 <w:rFonts w:ascii="Consolas" w:hAnsi="Consolas"/>
-                <w:b/>
+                <w:b w:val="0"/>
                 <w:color w:val="8B1E3F"/>
                 <w:sz w:val="17"/>
               </w:rPr>
@@ -12682,6 +13124,7 @@
             <w:r>
               <w:rPr>
                 <w:rFonts w:ascii="Consolas" w:hAnsi="Consolas"/>
+                <w:b w:val="0"/>
                 <w:color w:val="8B1E3F"/>
                 <w:sz w:val="17"/>
               </w:rPr>
@@ -12964,6 +13407,7 @@
             <w:r>
               <w:rPr>
                 <w:rFonts w:ascii="Consolas" w:hAnsi="Consolas"/>
+                <w:b w:val="0"/>
                 <w:color w:val="8B1E3F"/>
                 <w:sz w:val="17"/>
               </w:rPr>
@@ -13039,6 +13483,7 @@
             <w:r>
               <w:rPr>
                 <w:rFonts w:ascii="Consolas" w:hAnsi="Consolas"/>
+                <w:b w:val="0"/>
                 <w:color w:val="8B1E3F"/>
                 <w:sz w:val="17"/>
               </w:rPr>
@@ -13114,6 +13559,7 @@
             <w:r>
               <w:rPr>
                 <w:rFonts w:ascii="Consolas" w:hAnsi="Consolas"/>
+                <w:b w:val="0"/>
                 <w:color w:val="8B1E3F"/>
                 <w:sz w:val="17"/>
               </w:rPr>
@@ -13189,6 +13635,7 @@
             <w:r>
               <w:rPr>
                 <w:rFonts w:ascii="Consolas" w:hAnsi="Consolas"/>
+                <w:b w:val="0"/>
                 <w:color w:val="8B1E3F"/>
                 <w:sz w:val="17"/>
               </w:rPr>
@@ -13264,6 +13711,7 @@
             <w:r>
               <w:rPr>
                 <w:rFonts w:ascii="Consolas" w:hAnsi="Consolas"/>
+                <w:b w:val="0"/>
                 <w:color w:val="8B1E3F"/>
                 <w:sz w:val="17"/>
               </w:rPr>
@@ -13339,6 +13787,7 @@
             <w:r>
               <w:rPr>
                 <w:rFonts w:ascii="Consolas" w:hAnsi="Consolas"/>
+                <w:b w:val="0"/>
                 <w:color w:val="8B1E3F"/>
                 <w:sz w:val="17"/>
               </w:rPr>
@@ -13414,6 +13863,7 @@
             <w:r>
               <w:rPr>
                 <w:rFonts w:ascii="Consolas" w:hAnsi="Consolas"/>
+                <w:b w:val="0"/>
                 <w:color w:val="8B1E3F"/>
                 <w:sz w:val="17"/>
               </w:rPr>
@@ -13489,6 +13939,7 @@
             <w:r>
               <w:rPr>
                 <w:rFonts w:ascii="Consolas" w:hAnsi="Consolas"/>
+                <w:b w:val="0"/>
                 <w:color w:val="8B1E3F"/>
                 <w:sz w:val="17"/>
               </w:rPr>
@@ -13570,6 +14021,7 @@
             <w:r>
               <w:rPr>
                 <w:rFonts w:ascii="Consolas" w:hAnsi="Consolas"/>
+                <w:b w:val="0"/>
                 <w:color w:val="8B1E3F"/>
                 <w:sz w:val="17"/>
               </w:rPr>
@@ -13645,6 +14097,7 @@
             <w:r>
               <w:rPr>
                 <w:rFonts w:ascii="Consolas" w:hAnsi="Consolas"/>
+                <w:b w:val="0"/>
                 <w:color w:val="8B1E3F"/>
                 <w:sz w:val="17"/>
               </w:rPr>
@@ -13746,11 +14199,13 @@
         <w:pStyle w:val="Heading2"/>
       </w:pPr>
       <w:r>
+        <w:rPr/>
         <w:t>7.4 Sensibilidad: la suite detecta cambios que rompen el comportamiento</w:t>
       </w:r>
     </w:p>
     <w:p>
       <w:r>
+        <w:rPr/>
         <w:t xml:space="preserve">Una suite que pasa antes y después solo sirve si </w:t>
       </w:r>
       <w:r>
@@ -13760,6 +14215,7 @@
         <w:t>falla cuando algo se rompe</w:t>
       </w:r>
       <w:r>
+        <w:rPr/>
         <w:t>. Se introdujeron cambios a propósito en el código de producción (y se revirtieron):</w:t>
       </w:r>
     </w:p>
@@ -13835,6 +14291,7 @@
             <w:r>
               <w:rPr>
                 <w:rFonts w:ascii="Consolas" w:hAnsi="Consolas"/>
+                <w:b w:val="0"/>
                 <w:color w:val="8B1E3F"/>
                 <w:sz w:val="17"/>
               </w:rPr>
@@ -13889,6 +14346,7 @@
             <w:r>
               <w:rPr>
                 <w:rFonts w:ascii="Consolas" w:hAnsi="Consolas"/>
+                <w:b w:val="0"/>
                 <w:color w:val="8B1E3F"/>
                 <w:sz w:val="17"/>
               </w:rPr>
@@ -13937,6 +14395,7 @@
             <w:r>
               <w:rPr>
                 <w:rFonts w:ascii="Consolas" w:hAnsi="Consolas"/>
+                <w:b w:val="0"/>
                 <w:color w:val="8B1E3F"/>
                 <w:sz w:val="17"/>
               </w:rPr>
@@ -13951,6 +14410,7 @@
             <w:r>
               <w:rPr>
                 <w:rFonts w:ascii="Consolas" w:hAnsi="Consolas"/>
+                <w:b w:val="0"/>
                 <w:color w:val="8B1E3F"/>
                 <w:sz w:val="17"/>
               </w:rPr>
@@ -13965,6 +14425,7 @@
             <w:r>
               <w:rPr>
                 <w:rFonts w:ascii="Consolas" w:hAnsi="Consolas"/>
+                <w:b w:val="0"/>
                 <w:color w:val="8B1E3F"/>
                 <w:sz w:val="17"/>
               </w:rPr>
@@ -14019,6 +14480,7 @@
             <w:r>
               <w:rPr>
                 <w:rFonts w:ascii="Consolas" w:hAnsi="Consolas"/>
+                <w:b w:val="0"/>
                 <w:color w:val="8B1E3F"/>
                 <w:sz w:val="17"/>
               </w:rPr>
@@ -14065,6 +14527,7 @@
     </w:p>
     <w:p>
       <w:r>
+        <w:rPr/>
         <w:t xml:space="preserve">Al revertir cada cambio, la suite vuelve a </w:t>
       </w:r>
       <w:r>
@@ -14077,44 +14540,52 @@
         <w:rPr>
           <w:rFonts w:ascii="Consolas" w:hAnsi="Consolas"/>
           <w:b/>
+          <w:color w:val="8B1E3F"/>
           <w:sz w:val="19"/>
         </w:rPr>
         <w:t>it.fails</w:t>
       </w:r>
       <w:r>
+        <w:rPr/>
         <w:t xml:space="preserve">. (Cambiar </w:t>
       </w:r>
       <w:r>
         <w:rPr>
           <w:rFonts w:ascii="Consolas" w:hAnsi="Consolas"/>
+          <w:b w:val="0"/>
           <w:color w:val="8B1E3F"/>
           <w:sz w:val="19"/>
         </w:rPr>
         <w:t>&lt;= 0</w:t>
       </w:r>
       <w:r>
+        <w:rPr/>
         <w:t xml:space="preserve"> por </w:t>
       </w:r>
       <w:r>
         <w:rPr>
           <w:rFonts w:ascii="Consolas" w:hAnsi="Consolas"/>
+          <w:b w:val="0"/>
           <w:color w:val="8B1E3F"/>
           <w:sz w:val="19"/>
         </w:rPr>
         <w:t>&lt; 0</w:t>
       </w:r>
       <w:r>
+        <w:rPr/>
         <w:t xml:space="preserve"> en </w:t>
       </w:r>
       <w:r>
         <w:rPr>
           <w:rFonts w:ascii="Consolas" w:hAnsi="Consolas"/>
+          <w:b w:val="0"/>
           <w:color w:val="8B1E3F"/>
           <w:sz w:val="19"/>
         </w:rPr>
         <w:t>DepositMoney</w:t>
       </w:r>
       <w:r>
+        <w:rPr/>
         <w:t xml:space="preserve"> </w:t>
       </w:r>
       <w:r>
@@ -14124,17 +14595,20 @@
         <w:t>no</w:t>
       </w:r>
       <w:r>
+        <w:rPr/>
         <w:t xml:space="preserve"> se detecta, y es correcto: </w:t>
       </w:r>
       <w:r>
         <w:rPr>
           <w:rFonts w:ascii="Consolas" w:hAnsi="Consolas"/>
+          <w:b w:val="0"/>
           <w:color w:val="8B1E3F"/>
           <w:sz w:val="19"/>
         </w:rPr>
         <w:t>!dto.amount</w:t>
       </w:r>
       <w:r>
+        <w:rPr/>
         <w:t xml:space="preserve"> ya rechaza el cero, así que es un cambio </w:t>
       </w:r>
       <w:r>
@@ -14144,6 +14618,7 @@
         <w:t>equivalente</w:t>
       </w:r>
       <w:r>
+        <w:rPr/>
         <w:t xml:space="preserve"> que no altera el comportamiento.)</w:t>
       </w:r>
     </w:p>
@@ -14152,11 +14627,13 @@
         <w:pStyle w:val="Heading2"/>
       </w:pPr>
       <w:r>
+        <w:rPr/>
         <w:t>7.5 Conclusión</w:t>
       </w:r>
     </w:p>
     <w:p>
       <w:r>
+        <w:rPr/>
         <w:t xml:space="preserve">Las </w:t>
       </w:r>
       <w:r>
@@ -14166,6 +14643,7 @@
         <w:t>198 pruebas</w:t>
       </w:r>
       <w:r>
+        <w:rPr/>
         <w:t xml:space="preserve"> producen </w:t>
       </w:r>
       <w:r>
@@ -14175,6 +14653,7 @@
         <w:t>exactamente el mismo resultado</w:t>
       </w:r>
       <w:r>
+        <w:rPr/>
         <w:t xml:space="preserve"> antes y después, y la suite </w:t>
       </w:r>
       <w:r>
@@ -14184,6 +14663,7 @@
         <w:t>sí detecta</w:t>
       </w:r>
       <w:r>
+        <w:rPr/>
         <w:t xml:space="preserve"> los cambios que alteran el comportamiento. </w:t>
       </w:r>
       <w:r>
@@ -14193,6 +14673,7 @@
         <w:t>No hubo regresiones.</w:t>
       </w:r>
       <w:r>
+        <w:rPr/>
         <w:t xml:space="preserve"> Los cinco defectos conocidos siguen presentes en ambas versiones.</w:t>
       </w:r>
     </w:p>
@@ -14209,33 +14690,39 @@
         <w:pStyle w:val="Heading1"/>
       </w:pPr>
       <w:r>
+        <w:rPr/>
         <w:t>8. Integración continua (Jenkins + SonarQube + Docker)</w:t>
       </w:r>
     </w:p>
     <w:p>
       <w:r>
+        <w:rPr/>
         <w:t>El pipeline del equipo (</w:t>
       </w:r>
       <w:r>
         <w:rPr>
           <w:rFonts w:ascii="Consolas" w:hAnsi="Consolas"/>
+          <w:b w:val="0"/>
           <w:color w:val="8B1E3F"/>
           <w:sz w:val="19"/>
         </w:rPr>
         <w:t>Jenkinsfile</w:t>
       </w:r>
       <w:r>
+        <w:rPr/>
         <w:t xml:space="preserve"> en </w:t>
       </w:r>
       <w:r>
         <w:rPr>
           <w:rFonts w:ascii="Consolas" w:hAnsi="Consolas"/>
+          <w:b w:val="0"/>
           <w:color w:val="8B1E3F"/>
           <w:sz w:val="19"/>
         </w:rPr>
         <w:t>devops/jenkins-gitops</w:t>
       </w:r>
       <w:r>
+        <w:rPr/>
         <w:t>) ejecuta:</w:t>
       </w:r>
     </w:p>
@@ -14278,6 +14765,7 @@
         <w:spacing w:after="60"/>
       </w:pPr>
       <w:r>
+        <w:rPr/>
         <w:t xml:space="preserve">La etapa </w:t>
       </w:r>
       <w:r>
@@ -14287,28 +14775,33 @@
         <w:t>Backend</w:t>
       </w:r>
       <w:r>
+        <w:rPr/>
         <w:t xml:space="preserve"> corre </w:t>
       </w:r>
       <w:r>
         <w:rPr>
           <w:rFonts w:ascii="Consolas" w:hAnsi="Consolas"/>
+          <w:b w:val="0"/>
           <w:color w:val="8B1E3F"/>
           <w:sz w:val="19"/>
         </w:rPr>
         <w:t>npm run test:coverage</w:t>
       </w:r>
       <w:r>
+        <w:rPr/>
         <w:t xml:space="preserve">. Vitest incluye </w:t>
       </w:r>
       <w:r>
         <w:rPr>
           <w:rFonts w:ascii="Consolas" w:hAnsi="Consolas"/>
+          <w:b w:val="0"/>
           <w:color w:val="8B1E3F"/>
           <w:sz w:val="19"/>
         </w:rPr>
         <w:t>src/tests/**/*.test.ts</w:t>
       </w:r>
       <w:r>
+        <w:rPr/>
         <w:t xml:space="preserve">, así que las 94 pruebas de regresión y las 70 unitarias de este alcance </w:t>
       </w:r>
       <w:r>
@@ -14318,6 +14811,7 @@
         <w:t>se ejecutan sin configuración extra</w:t>
       </w:r>
       <w:r>
+        <w:rPr/>
         <w:t>.</w:t>
       </w:r>
     </w:p>
@@ -14327,39 +14821,46 @@
         <w:spacing w:after="60"/>
       </w:pPr>
       <w:r>
+        <w:rPr/>
         <w:t xml:space="preserve">El pipeline genera un </w:t>
       </w:r>
       <w:r>
         <w:rPr>
           <w:rFonts w:ascii="Consolas" w:hAnsi="Consolas"/>
+          <w:b w:val="0"/>
           <w:color w:val="8B1E3F"/>
           <w:sz w:val="19"/>
         </w:rPr>
         <w:t>.env</w:t>
       </w:r>
       <w:r>
+        <w:rPr/>
         <w:t xml:space="preserve"> de prueba con </w:t>
       </w:r>
       <w:r>
         <w:rPr>
           <w:rFonts w:ascii="Consolas" w:hAnsi="Consolas"/>
+          <w:b w:val="0"/>
           <w:color w:val="8B1E3F"/>
           <w:sz w:val="19"/>
         </w:rPr>
         <w:t>JWT_SECRET</w:t>
       </w:r>
       <w:r>
+        <w:rPr/>
         <w:t xml:space="preserve">, que es lo único que necesita la suite (el </w:t>
       </w:r>
       <w:r>
         <w:rPr>
           <w:rFonts w:ascii="Consolas" w:hAnsi="Consolas"/>
+          <w:b w:val="0"/>
           <w:color w:val="8B1E3F"/>
           <w:sz w:val="19"/>
         </w:rPr>
         <w:t>authMiddleware</w:t>
       </w:r>
       <w:r>
+        <w:rPr/>
         <w:t xml:space="preserve"> real firma y verifica tokens). No usa base de datos ni red.</w:t>
       </w:r>
     </w:p>
@@ -14371,23 +14872,27 @@
       <w:r>
         <w:rPr>
           <w:rFonts w:ascii="Consolas" w:hAnsi="Consolas"/>
+          <w:b w:val="0"/>
           <w:color w:val="8B1E3F"/>
           <w:sz w:val="19"/>
         </w:rPr>
         <w:t>test:coverage</w:t>
       </w:r>
       <w:r>
+        <w:rPr/>
         <w:t xml:space="preserve"> produce </w:t>
       </w:r>
       <w:r>
         <w:rPr>
           <w:rFonts w:ascii="Consolas" w:hAnsi="Consolas"/>
+          <w:b w:val="0"/>
           <w:color w:val="8B1E3F"/>
           <w:sz w:val="19"/>
         </w:rPr>
         <w:t>backend/coverage/lcov.info</w:t>
       </w:r>
       <w:r>
+        <w:rPr/>
         <w:t xml:space="preserve">, que lee el análisis de </w:t>
       </w:r>
       <w:r>
@@ -14397,6 +14902,7 @@
         <w:t>SonarQube</w:t>
       </w:r>
       <w:r>
+        <w:rPr/>
         <w:t>.</w:t>
       </w:r>
     </w:p>
@@ -14406,6 +14912,7 @@
         <w:spacing w:after="60"/>
       </w:pPr>
       <w:r>
+        <w:rPr/>
         <w:t xml:space="preserve">Verificado localmente sobre esta rama: </w:t>
       </w:r>
       <w:r>
@@ -14418,6 +14925,7 @@
         <w:rPr>
           <w:rFonts w:ascii="Consolas" w:hAnsi="Consolas"/>
           <w:b/>
+          <w:color w:val="8B1E3F"/>
           <w:sz w:val="19"/>
         </w:rPr>
         <w:t>it.fails</w:t>
@@ -14429,17 +14937,20 @@
         <w:t>, 99,6 % de cobertura de líneas</w:t>
       </w:r>
       <w:r>
+        <w:rPr/>
         <w:t xml:space="preserve"> y </w:t>
       </w:r>
       <w:r>
         <w:rPr>
           <w:rFonts w:ascii="Consolas" w:hAnsi="Consolas"/>
+          <w:b w:val="0"/>
           <w:color w:val="8B1E3F"/>
           <w:sz w:val="19"/>
         </w:rPr>
         <w:t>tsc</w:t>
       </w:r>
       <w:r>
+        <w:rPr/>
         <w:t xml:space="preserve"> sin errores.</w:t>
       </w:r>
     </w:p>
@@ -14456,22 +14967,26 @@
         <w:pStyle w:val="Heading1"/>
       </w:pPr>
       <w:r>
+        <w:rPr/>
         <w:t>9. Cobertura</w:t>
       </w:r>
     </w:p>
     <w:p>
       <w:r>
+        <w:rPr/>
         <w:t xml:space="preserve">Con </w:t>
       </w:r>
       <w:r>
         <w:rPr>
           <w:rFonts w:ascii="Consolas" w:hAnsi="Consolas"/>
+          <w:b w:val="0"/>
           <w:color w:val="8B1E3F"/>
           <w:sz w:val="19"/>
         </w:rPr>
         <w:t>npm run test:regression:bolsillos</w:t>
       </w:r>
       <w:r>
+        <w:rPr/>
         <w:t xml:space="preserve">, los 9 archivos de las seis funcionalidades quedan en </w:t>
       </w:r>
       <w:r>
@@ -14481,110 +14996,130 @@
         <w:t>100 % de líneas, ramas y funciones</w:t>
       </w:r>
       <w:r>
+        <w:rPr/>
         <w:t xml:space="preserve">: </w:t>
       </w:r>
       <w:r>
         <w:rPr>
           <w:rFonts w:ascii="Consolas" w:hAnsi="Consolas"/>
+          <w:b w:val="0"/>
           <w:color w:val="8B1E3F"/>
           <w:sz w:val="19"/>
         </w:rPr>
         <w:t>CreatePocket.ts</w:t>
       </w:r>
       <w:r>
+        <w:rPr/>
         <w:t xml:space="preserve">, </w:t>
       </w:r>
       <w:r>
         <w:rPr>
           <w:rFonts w:ascii="Consolas" w:hAnsi="Consolas"/>
+          <w:b w:val="0"/>
           <w:color w:val="8B1E3F"/>
           <w:sz w:val="19"/>
         </w:rPr>
         <w:t>GetAccountPockets.ts</w:t>
       </w:r>
       <w:r>
+        <w:rPr/>
         <w:t xml:space="preserve">, </w:t>
       </w:r>
       <w:r>
         <w:rPr>
           <w:rFonts w:ascii="Consolas" w:hAnsi="Consolas"/>
+          <w:b w:val="0"/>
           <w:color w:val="8B1E3F"/>
           <w:sz w:val="19"/>
         </w:rPr>
         <w:t>UpdatePocket.ts</w:t>
       </w:r>
       <w:r>
+        <w:rPr/>
         <w:t xml:space="preserve">, </w:t>
       </w:r>
       <w:r>
         <w:rPr>
           <w:rFonts w:ascii="Consolas" w:hAnsi="Consolas"/>
+          <w:b w:val="0"/>
           <w:color w:val="8B1E3F"/>
           <w:sz w:val="19"/>
         </w:rPr>
         <w:t>DeletePocket.ts</w:t>
       </w:r>
       <w:r>
+        <w:rPr/>
         <w:t xml:space="preserve">, </w:t>
       </w:r>
       <w:r>
         <w:rPr>
           <w:rFonts w:ascii="Consolas" w:hAnsi="Consolas"/>
+          <w:b w:val="0"/>
           <w:color w:val="8B1E3F"/>
           <w:sz w:val="19"/>
         </w:rPr>
         <w:t>TransferPocketBalance.ts</w:t>
       </w:r>
       <w:r>
+        <w:rPr/>
         <w:t xml:space="preserve">, </w:t>
       </w:r>
       <w:r>
         <w:rPr>
           <w:rFonts w:ascii="Consolas" w:hAnsi="Consolas"/>
+          <w:b w:val="0"/>
           <w:color w:val="8B1E3F"/>
           <w:sz w:val="19"/>
         </w:rPr>
         <w:t>DepositMoney.ts</w:t>
       </w:r>
       <w:r>
+        <w:rPr/>
         <w:t xml:space="preserve">, </w:t>
       </w:r>
       <w:r>
         <w:rPr>
           <w:rFonts w:ascii="Consolas" w:hAnsi="Consolas"/>
+          <w:b w:val="0"/>
           <w:color w:val="8B1E3F"/>
           <w:sz w:val="19"/>
         </w:rPr>
         <w:t>Pocket.ts</w:t>
       </w:r>
       <w:r>
+        <w:rPr/>
         <w:t xml:space="preserve">, </w:t>
       </w:r>
       <w:r>
         <w:rPr>
           <w:rFonts w:ascii="Consolas" w:hAnsi="Consolas"/>
+          <w:b w:val="0"/>
           <w:color w:val="8B1E3F"/>
           <w:sz w:val="19"/>
         </w:rPr>
         <w:t>PocketController.ts</w:t>
       </w:r>
       <w:r>
+        <w:rPr/>
         <w:t xml:space="preserve"> y </w:t>
       </w:r>
       <w:r>
         <w:rPr>
           <w:rFonts w:ascii="Consolas" w:hAnsi="Consolas"/>
+          <w:b w:val="0"/>
           <w:color w:val="8B1E3F"/>
           <w:sz w:val="19"/>
         </w:rPr>
         <w:t>pocket.validators.ts</w:t>
       </w:r>
       <w:r>
+        <w:rPr/>
         <w:t>.</w:t>
       </w:r>
     </w:p>
     <w:p>
       <w:r>
+        <w:rPr/>
         <w:t xml:space="preserve">Ejecutando solo la regresión de API, algunas líneas quedan sin cubrir: son </w:t>
       </w:r>
       <w:r>
@@ -14594,6 +15129,7 @@
         <w:t>guardas defensivas inalcanzables por la API</w:t>
       </w:r>
       <w:r>
+        <w:rPr/>
         <w:t xml:space="preserve"> (el validador rechaza antes el monto negativo o el cuerpo vacío). Esas las cubren las pruebas unitarias.</w:t>
       </w:r>
     </w:p>
@@ -14610,6 +15146,7 @@
         <w:pStyle w:val="Heading1"/>
       </w:pPr>
       <w:r>
+        <w:rPr/>
         <w:t>10. Cómo ejecutar</w:t>
       </w:r>
     </w:p>
@@ -14656,28 +15193,33 @@
     </w:p>
     <w:p>
       <w:r>
+        <w:rPr/>
         <w:t xml:space="preserve">Requiere el </w:t>
       </w:r>
       <w:r>
         <w:rPr>
           <w:rFonts w:ascii="Consolas" w:hAnsi="Consolas"/>
+          <w:b w:val="0"/>
           <w:color w:val="8B1E3F"/>
           <w:sz w:val="19"/>
         </w:rPr>
         <w:t>.env</w:t>
       </w:r>
       <w:r>
+        <w:rPr/>
         <w:t xml:space="preserve"> del backend (</w:t>
       </w:r>
       <w:r>
         <w:rPr>
           <w:rFonts w:ascii="Consolas" w:hAnsi="Consolas"/>
+          <w:b w:val="0"/>
           <w:color w:val="8B1E3F"/>
           <w:sz w:val="19"/>
         </w:rPr>
         <w:t>JWT_SECRET</w:t>
       </w:r>
       <w:r>
+        <w:rPr/>
         <w:t>). No requiere Supabase ni red.</w:t>
       </w:r>
     </w:p>
@@ -14694,22 +15236,26 @@
         <w:pStyle w:val="Heading1"/>
       </w:pPr>
       <w:r>
+        <w:rPr/>
         <w:t>11. Archivos entregados</w:t>
       </w:r>
     </w:p>
     <w:p>
       <w:r>
+        <w:rPr/>
         <w:t xml:space="preserve">Rutas de pruebas relativas a </w:t>
       </w:r>
       <w:r>
         <w:rPr>
           <w:rFonts w:ascii="Consolas" w:hAnsi="Consolas"/>
+          <w:b w:val="0"/>
           <w:color w:val="8B1E3F"/>
           <w:sz w:val="19"/>
         </w:rPr>
         <w:t>backend/src/tests/</w:t>
       </w:r>
       <w:r>
+        <w:rPr/>
         <w:t>.</w:t>
       </w:r>
     </w:p>
@@ -14805,6 +15351,7 @@
             <w:r>
               <w:rPr>
                 <w:rFonts w:ascii="Consolas" w:hAnsi="Consolas"/>
+                <w:b w:val="0"/>
                 <w:color w:val="8B1E3F"/>
                 <w:sz w:val="17"/>
               </w:rPr>
@@ -14869,6 +15416,7 @@
             <w:r>
               <w:rPr>
                 <w:rFonts w:ascii="Consolas" w:hAnsi="Consolas"/>
+                <w:b w:val="0"/>
                 <w:color w:val="8B1E3F"/>
                 <w:sz w:val="17"/>
               </w:rPr>
@@ -14927,6 +15475,7 @@
             <w:r>
               <w:rPr>
                 <w:rFonts w:ascii="Consolas" w:hAnsi="Consolas"/>
+                <w:b w:val="0"/>
                 <w:color w:val="8B1E3F"/>
                 <w:sz w:val="17"/>
               </w:rPr>
@@ -14985,6 +15534,7 @@
             <w:r>
               <w:rPr>
                 <w:rFonts w:ascii="Consolas" w:hAnsi="Consolas"/>
+                <w:b w:val="0"/>
                 <w:color w:val="8B1E3F"/>
                 <w:sz w:val="17"/>
               </w:rPr>
@@ -15043,6 +15593,7 @@
             <w:r>
               <w:rPr>
                 <w:rFonts w:ascii="Consolas" w:hAnsi="Consolas"/>
+                <w:b w:val="0"/>
                 <w:color w:val="8B1E3F"/>
                 <w:sz w:val="17"/>
               </w:rPr>
@@ -15101,6 +15652,7 @@
             <w:r>
               <w:rPr>
                 <w:rFonts w:ascii="Consolas" w:hAnsi="Consolas"/>
+                <w:b w:val="0"/>
                 <w:color w:val="8B1E3F"/>
                 <w:sz w:val="17"/>
               </w:rPr>
@@ -15159,6 +15711,7 @@
             <w:r>
               <w:rPr>
                 <w:rFonts w:ascii="Consolas" w:hAnsi="Consolas"/>
+                <w:b w:val="0"/>
                 <w:color w:val="8B1E3F"/>
                 <w:sz w:val="17"/>
               </w:rPr>
@@ -15223,6 +15776,7 @@
             <w:r>
               <w:rPr>
                 <w:rFonts w:ascii="Consolas" w:hAnsi="Consolas"/>
+                <w:b w:val="0"/>
                 <w:color w:val="8B1E3F"/>
                 <w:sz w:val="17"/>
               </w:rPr>
@@ -15242,6 +15796,7 @@
             <w:r>
               <w:rPr>
                 <w:rFonts w:ascii="Consolas" w:hAnsi="Consolas"/>
+                <w:b w:val="0"/>
                 <w:color w:val="8B1E3F"/>
                 <w:sz w:val="17"/>
               </w:rPr>
@@ -15289,6 +15844,7 @@
             <w:r>
               <w:rPr>
                 <w:rFonts w:ascii="Consolas" w:hAnsi="Consolas"/>
+                <w:b w:val="0"/>
                 <w:color w:val="8B1E3F"/>
                 <w:sz w:val="17"/>
               </w:rPr>
@@ -15314,6 +15870,7 @@
             <w:r>
               <w:rPr>
                 <w:rFonts w:ascii="Consolas" w:hAnsi="Consolas"/>
+                <w:b w:val="0"/>
                 <w:color w:val="8B1E3F"/>
                 <w:sz w:val="17"/>
               </w:rPr>
@@ -15355,6 +15912,7 @@
             <w:r>
               <w:rPr>
                 <w:rFonts w:ascii="Consolas" w:hAnsi="Consolas"/>
+                <w:b w:val="0"/>
                 <w:color w:val="8B1E3F"/>
                 <w:sz w:val="17"/>
               </w:rPr>
@@ -15416,6 +15974,7 @@
         <w:pStyle w:val="Heading1"/>
       </w:pPr>
       <w:r>
+        <w:rPr/>
         <w:t>12. Conclusiones</w:t>
       </w:r>
     </w:p>
@@ -15425,6 +15984,7 @@
         <w:spacing w:after="60"/>
       </w:pPr>
       <w:r>
+        <w:rPr/>
         <w:t xml:space="preserve">Las </w:t>
       </w:r>
       <w:r>
@@ -15434,6 +15994,7 @@
         <w:t>seis funcionalidades</w:t>
       </w:r>
       <w:r>
+        <w:rPr/>
         <w:t xml:space="preserve"> quedan protegidas por </w:t>
       </w:r>
       <w:r>
@@ -15443,6 +16004,7 @@
         <w:t>94 casos de regresión a nivel de API</w:t>
       </w:r>
       <w:r>
+        <w:rPr/>
         <w:t xml:space="preserve"> que recorren la cadena real de producción y verifican contrato, estado persistido, invariante de dinero, notificaciones y ausencia de efectos parciales.</w:t>
       </w:r>
     </w:p>
@@ -15452,6 +16014,7 @@
         <w:spacing w:after="60"/>
       </w:pPr>
       <w:r>
+        <w:rPr/>
         <w:t xml:space="preserve">Las pruebas usan </w:t>
       </w:r>
       <w:r>
@@ -15461,6 +16024,7 @@
         <w:t>aserciones fluidas</w:t>
       </w:r>
       <w:r>
+        <w:rPr/>
         <w:t xml:space="preserve"> (Chai BDD): 70 unitarias y 94 de regresión.</w:t>
       </w:r>
     </w:p>
@@ -15470,6 +16034,7 @@
         <w:spacing w:after="60"/>
       </w:pPr>
       <w:r>
+        <w:rPr/>
         <w:t xml:space="preserve">La comparación </w:t>
       </w:r>
       <w:r>
@@ -15479,6 +16044,7 @@
         <w:t>antes vs después</w:t>
       </w:r>
       <w:r>
+        <w:rPr/>
         <w:t xml:space="preserve"> demuestra que los cambios de código no introdujeron regresiones: </w:t>
       </w:r>
       <w:r>
@@ -15488,6 +16054,7 @@
         <w:t>198 de 198 casos con el mismo resultado</w:t>
       </w:r>
       <w:r>
+        <w:rPr/>
         <w:t>. Los cambios introducidos a propósito sí se detectan.</w:t>
       </w:r>
     </w:p>
@@ -15497,6 +16064,7 @@
         <w:spacing w:after="60"/>
       </w:pPr>
       <w:r>
+        <w:rPr/>
         <w:t xml:space="preserve">La suite corre dentro del </w:t>
       </w:r>
       <w:r>
@@ -15506,6 +16074,7 @@
         <w:t>pipeline de Jenkins</w:t>
       </w:r>
       <w:r>
+        <w:rPr/>
         <w:t xml:space="preserve">, cuya cobertura alimenta a </w:t>
       </w:r>
       <w:r>
@@ -15515,6 +16084,7 @@
         <w:t>SonarQube</w:t>
       </w:r>
       <w:r>
+        <w:rPr/>
         <w:t xml:space="preserve"> antes de construir y ejecutar la aplicación con </w:t>
       </w:r>
       <w:r>
@@ -15524,6 +16094,7 @@
         <w:t>Docker</w:t>
       </w:r>
       <w:r>
+        <w:rPr/>
         <w:t>.</w:t>
       </w:r>
     </w:p>
@@ -16477,9 +17048,6 @@
       </w:numPr>
       <w:contextualSpacing/>
     </w:pPr>
-    <w:rPr>
-      <w:sz w:val="21"/>
-    </w:rPr>
   </w:style>
   <w:style w:type="paragraph" w:styleId="ListBullet2">
     <w:name w:val="List Bullet 2"/>
@@ -16519,9 +17087,6 @@
       </w:numPr>
       <w:contextualSpacing/>
     </w:pPr>
-    <w:rPr>
-      <w:sz w:val="21"/>
-    </w:rPr>
   </w:style>
   <w:style w:type="paragraph" w:styleId="ListNumber2">
     <w:name w:val="List Number 2"/>
